--- a/参赛材料/独立表单/作品信息表.docx
+++ b/参赛材料/独立表单/作品信息表.docx
@@ -14,10 +14,10 @@
       </w:pPr>
       <w:r>
         <w:rPr>
-          <w:rFonts w:ascii="宋体" w:hAnsi="宋体" w:eastAsia="宋体"/>
+          <w:rFonts w:ascii="仿宋" w:hAnsi="仿宋" w:eastAsia="仿宋"/>
           <w:b/>
           <w:color w:val="000000"/>
-          <w:sz w:val="28"/>
+          <w:sz w:val="24"/>
         </w:rPr>
         <w:t>中国仿真创新应用大赛作品信息表</w:t>
       </w:r>
@@ -38,10 +38,10 @@
         </w:tblBorders>
       </w:tblPr>
       <w:tblGrid>
-        <w:gridCol w:w="1361"/>
-        <w:gridCol w:w="2792"/>
-        <w:gridCol w:w="1361"/>
-        <w:gridCol w:w="2792"/>
+        <w:gridCol w:w="1356"/>
+        <w:gridCol w:w="2783"/>
+        <w:gridCol w:w="1356"/>
+        <w:gridCol w:w="2783"/>
       </w:tblGrid>
       <w:tr>
         <w:trPr>
@@ -50,7 +50,7 @@
         </w:trPr>
         <w:tc>
           <w:tcPr>
-            <w:tcW w:type="dxa" w:w="1361"/>
+            <w:tcW w:type="dxa" w:w="1356"/>
             <w:vAlign w:val="center"/>
             <w:tcMar>
               <w:top w:w="45" w:type="dxa"/>
@@ -62,7 +62,7 @@
           </w:tcPr>
           <w:p>
             <w:pPr>
-              <w:keepNext/>
+              <w:keepNext w:val="0"/>
               <w:widowControl/>
               <w:spacing w:line="252" w:lineRule="auto" w:before="20" w:after="20"/>
               <w:ind w:left="0" w:right="0" w:firstLine="0"/>
@@ -74,7 +74,7 @@
                 <w:rFonts w:ascii="仿宋" w:hAnsi="仿宋" w:eastAsia="仿宋"/>
                 <w:b/>
                 <w:color w:val="000000"/>
-                <w:sz w:val="28"/>
+                <w:sz w:val="24"/>
               </w:rPr>
               <w:t>作品名称</w:t>
             </w:r>
@@ -82,7 +82,7 @@
         </w:tc>
         <w:tc>
           <w:tcPr>
-            <w:tcW w:type="dxa" w:w="6945"/>
+            <w:tcW w:type="dxa" w:w="6922"/>
             <w:vAlign w:val="center"/>
             <w:tcMar>
               <w:top w:w="45" w:type="dxa"/>
@@ -95,7 +95,7 @@
           </w:tcPr>
           <w:p>
             <w:pPr>
-              <w:keepNext/>
+              <w:keepNext w:val="0"/>
               <w:widowControl/>
               <w:spacing w:line="252" w:lineRule="auto" w:before="20" w:after="20"/>
               <w:ind w:left="0" w:right="0" w:firstLine="0"/>
@@ -107,14 +107,14 @@
                 <w:rFonts w:ascii="仿宋" w:hAnsi="仿宋" w:eastAsia="仿宋"/>
                 <w:b/>
                 <w:color w:val="000000"/>
-                <w:sz w:val="28"/>
+                <w:sz w:val="24"/>
               </w:rPr>
               <w:t>面向园区末端配送的低空风险仿真与起降场选址系统</w:t>
             </w:r>
           </w:p>
           <w:p>
             <w:pPr>
-              <w:keepNext/>
+              <w:keepNext w:val="0"/>
               <w:widowControl/>
               <w:spacing w:line="252" w:lineRule="auto" w:before="20" w:after="20"/>
               <w:ind w:left="0" w:right="0" w:firstLine="0"/>
@@ -126,13 +126,13 @@
                 <w:rFonts w:ascii="仿宋" w:hAnsi="仿宋" w:eastAsia="仿宋"/>
                 <w:b/>
                 <w:color w:val="000000"/>
-                <w:sz w:val="28"/>
-              </w:rPr>
-            </w:r>
-          </w:p>
-          <w:p>
-            <w:pPr>
-              <w:keepNext/>
+                <w:sz w:val="24"/>
+              </w:rPr>
+            </w:r>
+          </w:p>
+          <w:p>
+            <w:pPr>
+              <w:keepNext w:val="0"/>
               <w:widowControl/>
               <w:spacing w:line="252" w:lineRule="auto" w:before="20" w:after="20"/>
               <w:ind w:left="0" w:right="0" w:firstLine="0"/>
@@ -144,7 +144,7 @@
                 <w:rFonts w:ascii="仿宋" w:hAnsi="仿宋" w:eastAsia="仿宋"/>
                 <w:b/>
                 <w:color w:val="000000"/>
-                <w:sz w:val="28"/>
+                <w:sz w:val="24"/>
               </w:rPr>
             </w:r>
           </w:p>
@@ -156,30 +156,30 @@
         </w:trPr>
         <w:tc>
           <w:tcPr>
-            <w:tcW w:type="dxa" w:w="1361"/>
-            <w:vAlign w:val="center"/>
-            <w:tcMar>
-              <w:top w:w="45" w:type="dxa"/>
-              <w:bottom w:w="45" w:type="dxa"/>
-              <w:left w:w="45" w:type="dxa"/>
-              <w:right w:w="45" w:type="dxa"/>
-            </w:tcMar>
-          </w:tcPr>
-          <w:p>
-            <w:pPr>
-              <w:keepNext/>
-              <w:widowControl/>
-              <w:spacing w:line="252" w:lineRule="auto" w:before="20" w:after="20"/>
-              <w:ind w:left="0" w:right="0" w:firstLine="0"/>
-              <w:snapToGrid w:val="0"/>
-              <w:jc w:val="left"/>
-            </w:pPr>
-            <w:r>
-              <w:rPr>
-                <w:rFonts w:ascii="仿宋" w:hAnsi="仿宋" w:eastAsia="仿宋"/>
-                <w:b w:val="0"/>
-                <w:color w:val="000000"/>
-                <w:sz w:val="28"/>
+            <w:tcW w:type="dxa" w:w="1356"/>
+            <w:vAlign w:val="center"/>
+            <w:tcMar>
+              <w:top w:w="45" w:type="dxa"/>
+              <w:bottom w:w="45" w:type="dxa"/>
+              <w:left w:w="45" w:type="dxa"/>
+              <w:right w:w="45" w:type="dxa"/>
+            </w:tcMar>
+          </w:tcPr>
+          <w:p>
+            <w:pPr>
+              <w:keepNext w:val="0"/>
+              <w:widowControl/>
+              <w:spacing w:line="252" w:lineRule="auto" w:before="20" w:after="20"/>
+              <w:ind w:left="0" w:right="0" w:firstLine="0"/>
+              <w:snapToGrid w:val="0"/>
+              <w:jc w:val="left"/>
+            </w:pPr>
+            <w:r>
+              <w:rPr>
+                <w:rFonts w:ascii="仿宋" w:hAnsi="仿宋" w:eastAsia="仿宋"/>
+                <w:b w:val="0"/>
+                <w:color w:val="000000"/>
+                <w:sz w:val="24"/>
               </w:rPr>
               <w:t>所在学校</w:t>
             </w:r>
@@ -187,60 +187,61 @@
         </w:tc>
         <w:tc>
           <w:tcPr>
-            <w:tcW w:type="dxa" w:w="2792"/>
-            <w:vAlign w:val="center"/>
-            <w:tcMar>
-              <w:top w:w="45" w:type="dxa"/>
-              <w:bottom w:w="45" w:type="dxa"/>
-              <w:left w:w="45" w:type="dxa"/>
-              <w:right w:w="45" w:type="dxa"/>
-            </w:tcMar>
-          </w:tcPr>
-          <w:p>
-            <w:pPr>
-              <w:keepNext/>
-              <w:widowControl/>
-              <w:spacing w:line="252" w:lineRule="auto" w:before="20" w:after="20"/>
-              <w:ind w:left="0" w:right="0" w:firstLine="0"/>
-              <w:snapToGrid w:val="0"/>
-              <w:jc w:val="left"/>
-            </w:pPr>
-            <w:r>
-              <w:rPr>
-                <w:rFonts w:ascii="仿宋" w:hAnsi="仿宋" w:eastAsia="仿宋"/>
-                <w:b w:val="0"/>
-                <w:color w:val="000000"/>
-                <w:sz w:val="28"/>
-              </w:rPr>
-            </w:r>
-          </w:p>
-        </w:tc>
-        <w:tc>
-          <w:tcPr>
-            <w:tcW w:type="dxa" w:w="1361"/>
-            <w:vAlign w:val="center"/>
-            <w:tcMar>
-              <w:top w:w="45" w:type="dxa"/>
-              <w:bottom w:w="45" w:type="dxa"/>
-              <w:left w:w="45" w:type="dxa"/>
-              <w:right w:w="45" w:type="dxa"/>
-            </w:tcMar>
-          </w:tcPr>
-          <w:p>
-            <w:pPr>
-              <w:keepNext/>
-              <w:widowControl/>
-              <w:spacing w:line="252" w:lineRule="auto" w:before="20" w:after="20"/>
-              <w:ind w:left="0" w:right="0" w:firstLine="0"/>
-              <w:snapToGrid w:val="0"/>
-              <w:jc w:val="left"/>
-            </w:pPr>
-            <w:r>
-              <w:rPr>
-                <w:rFonts w:ascii="仿宋" w:hAnsi="仿宋" w:eastAsia="仿宋"/>
-                <w:b w:val="0"/>
-                <w:color w:val="000000"/>
-                <w:sz w:val="28"/>
+            <w:tcW w:type="dxa" w:w="2783"/>
+            <w:vAlign w:val="center"/>
+            <w:tcMar>
+              <w:top w:w="45" w:type="dxa"/>
+              <w:bottom w:w="45" w:type="dxa"/>
+              <w:left w:w="45" w:type="dxa"/>
+              <w:right w:w="45" w:type="dxa"/>
+            </w:tcMar>
+          </w:tcPr>
+          <w:p>
+            <w:pPr>
+              <w:keepNext w:val="0"/>
+              <w:widowControl/>
+              <w:spacing w:line="252" w:lineRule="auto" w:before="20" w:after="20"/>
+              <w:ind w:left="0" w:right="0" w:firstLine="0"/>
+              <w:snapToGrid w:val="0"/>
+              <w:jc w:val="left"/>
+            </w:pPr>
+            <w:r>
+              <w:rPr>
+                <w:rFonts w:ascii="仿宋" w:hAnsi="仿宋" w:eastAsia="仿宋"/>
+                <w:b w:val="0"/>
+                <w:color w:val="000000"/>
+                <w:sz w:val="24"/>
+              </w:rPr>
+              <w:t>新疆大学</w:t>
+            </w:r>
+          </w:p>
+        </w:tc>
+        <w:tc>
+          <w:tcPr>
+            <w:tcW w:type="dxa" w:w="1356"/>
+            <w:vAlign w:val="center"/>
+            <w:tcMar>
+              <w:top w:w="45" w:type="dxa"/>
+              <w:bottom w:w="45" w:type="dxa"/>
+              <w:left w:w="45" w:type="dxa"/>
+              <w:right w:w="45" w:type="dxa"/>
+            </w:tcMar>
+          </w:tcPr>
+          <w:p>
+            <w:pPr>
+              <w:keepNext w:val="0"/>
+              <w:widowControl/>
+              <w:spacing w:line="252" w:lineRule="auto" w:before="20" w:after="20"/>
+              <w:ind w:left="0" w:right="0" w:firstLine="0"/>
+              <w:snapToGrid w:val="0"/>
+              <w:jc w:val="left"/>
+            </w:pPr>
+            <w:r>
+              <w:rPr>
+                <w:rFonts w:ascii="仿宋" w:hAnsi="仿宋" w:eastAsia="仿宋"/>
+                <w:b w:val="0"/>
+                <w:color w:val="000000"/>
+                <w:sz w:val="24"/>
               </w:rPr>
               <w:t>邮政编码</w:t>
             </w:r>
@@ -248,30 +249,30 @@
         </w:tc>
         <w:tc>
           <w:tcPr>
-            <w:tcW w:type="dxa" w:w="2792"/>
-            <w:vAlign w:val="center"/>
-            <w:tcMar>
-              <w:top w:w="45" w:type="dxa"/>
-              <w:bottom w:w="45" w:type="dxa"/>
-              <w:left w:w="45" w:type="dxa"/>
-              <w:right w:w="45" w:type="dxa"/>
-            </w:tcMar>
-          </w:tcPr>
-          <w:p>
-            <w:pPr>
-              <w:keepNext/>
-              <w:widowControl/>
-              <w:spacing w:line="252" w:lineRule="auto" w:before="20" w:after="20"/>
-              <w:ind w:left="0" w:right="0" w:firstLine="0"/>
-              <w:snapToGrid w:val="0"/>
-              <w:jc w:val="left"/>
-            </w:pPr>
-            <w:r>
-              <w:rPr>
-                <w:rFonts w:ascii="仿宋" w:hAnsi="仿宋" w:eastAsia="仿宋"/>
-                <w:b w:val="0"/>
-                <w:color w:val="000000"/>
-                <w:sz w:val="28"/>
+            <w:tcW w:type="dxa" w:w="2783"/>
+            <w:vAlign w:val="center"/>
+            <w:tcMar>
+              <w:top w:w="45" w:type="dxa"/>
+              <w:bottom w:w="45" w:type="dxa"/>
+              <w:left w:w="45" w:type="dxa"/>
+              <w:right w:w="45" w:type="dxa"/>
+            </w:tcMar>
+          </w:tcPr>
+          <w:p>
+            <w:pPr>
+              <w:keepNext w:val="0"/>
+              <w:widowControl/>
+              <w:spacing w:line="252" w:lineRule="auto" w:before="20" w:after="20"/>
+              <w:ind w:left="0" w:right="0" w:firstLine="0"/>
+              <w:snapToGrid w:val="0"/>
+              <w:jc w:val="left"/>
+            </w:pPr>
+            <w:r>
+              <w:rPr>
+                <w:rFonts w:ascii="仿宋" w:hAnsi="仿宋" w:eastAsia="仿宋"/>
+                <w:b w:val="0"/>
+                <w:color w:val="000000"/>
+                <w:sz w:val="24"/>
               </w:rPr>
             </w:r>
           </w:p>
@@ -283,30 +284,30 @@
         </w:trPr>
         <w:tc>
           <w:tcPr>
-            <w:tcW w:type="dxa" w:w="1361"/>
-            <w:vAlign w:val="center"/>
-            <w:tcMar>
-              <w:top w:w="45" w:type="dxa"/>
-              <w:bottom w:w="45" w:type="dxa"/>
-              <w:left w:w="45" w:type="dxa"/>
-              <w:right w:w="45" w:type="dxa"/>
-            </w:tcMar>
-          </w:tcPr>
-          <w:p>
-            <w:pPr>
-              <w:keepNext/>
-              <w:widowControl/>
-              <w:spacing w:line="252" w:lineRule="auto" w:before="20" w:after="20"/>
-              <w:ind w:left="0" w:right="0" w:firstLine="0"/>
-              <w:snapToGrid w:val="0"/>
-              <w:jc w:val="left"/>
-            </w:pPr>
-            <w:r>
-              <w:rPr>
-                <w:rFonts w:ascii="仿宋" w:hAnsi="仿宋" w:eastAsia="仿宋"/>
-                <w:b w:val="0"/>
-                <w:color w:val="000000"/>
-                <w:sz w:val="28"/>
+            <w:tcW w:type="dxa" w:w="1356"/>
+            <w:vAlign w:val="center"/>
+            <w:tcMar>
+              <w:top w:w="45" w:type="dxa"/>
+              <w:bottom w:w="45" w:type="dxa"/>
+              <w:left w:w="45" w:type="dxa"/>
+              <w:right w:w="45" w:type="dxa"/>
+            </w:tcMar>
+          </w:tcPr>
+          <w:p>
+            <w:pPr>
+              <w:keepNext w:val="0"/>
+              <w:widowControl/>
+              <w:spacing w:line="252" w:lineRule="auto" w:before="20" w:after="20"/>
+              <w:ind w:left="0" w:right="0" w:firstLine="0"/>
+              <w:snapToGrid w:val="0"/>
+              <w:jc w:val="left"/>
+            </w:pPr>
+            <w:r>
+              <w:rPr>
+                <w:rFonts w:ascii="仿宋" w:hAnsi="仿宋" w:eastAsia="仿宋"/>
+                <w:b w:val="0"/>
+                <w:color w:val="000000"/>
+                <w:sz w:val="24"/>
               </w:rPr>
               <w:t>联系人</w:t>
             </w:r>
@@ -314,60 +315,60 @@
         </w:tc>
         <w:tc>
           <w:tcPr>
-            <w:tcW w:type="dxa" w:w="2792"/>
-            <w:vAlign w:val="center"/>
-            <w:tcMar>
-              <w:top w:w="45" w:type="dxa"/>
-              <w:bottom w:w="45" w:type="dxa"/>
-              <w:left w:w="45" w:type="dxa"/>
-              <w:right w:w="45" w:type="dxa"/>
-            </w:tcMar>
-          </w:tcPr>
-          <w:p>
-            <w:pPr>
-              <w:keepNext/>
-              <w:widowControl/>
-              <w:spacing w:line="252" w:lineRule="auto" w:before="20" w:after="20"/>
-              <w:ind w:left="0" w:right="0" w:firstLine="0"/>
-              <w:snapToGrid w:val="0"/>
-              <w:jc w:val="left"/>
-            </w:pPr>
-            <w:r>
-              <w:rPr>
-                <w:rFonts w:ascii="仿宋" w:hAnsi="仿宋" w:eastAsia="仿宋"/>
-                <w:b w:val="0"/>
-                <w:color w:val="000000"/>
-                <w:sz w:val="28"/>
-              </w:rPr>
-            </w:r>
-          </w:p>
-        </w:tc>
-        <w:tc>
-          <w:tcPr>
-            <w:tcW w:type="dxa" w:w="1361"/>
-            <w:vAlign w:val="center"/>
-            <w:tcMar>
-              <w:top w:w="45" w:type="dxa"/>
-              <w:bottom w:w="45" w:type="dxa"/>
-              <w:left w:w="45" w:type="dxa"/>
-              <w:right w:w="45" w:type="dxa"/>
-            </w:tcMar>
-          </w:tcPr>
-          <w:p>
-            <w:pPr>
-              <w:keepNext/>
-              <w:widowControl/>
-              <w:spacing w:line="252" w:lineRule="auto" w:before="20" w:after="20"/>
-              <w:ind w:left="0" w:right="0" w:firstLine="0"/>
-              <w:snapToGrid w:val="0"/>
-              <w:jc w:val="left"/>
-            </w:pPr>
-            <w:r>
-              <w:rPr>
-                <w:rFonts w:ascii="仿宋" w:hAnsi="仿宋" w:eastAsia="仿宋"/>
-                <w:b w:val="0"/>
-                <w:color w:val="000000"/>
-                <w:sz w:val="28"/>
+            <w:tcW w:type="dxa" w:w="2783"/>
+            <w:vAlign w:val="center"/>
+            <w:tcMar>
+              <w:top w:w="45" w:type="dxa"/>
+              <w:bottom w:w="45" w:type="dxa"/>
+              <w:left w:w="45" w:type="dxa"/>
+              <w:right w:w="45" w:type="dxa"/>
+            </w:tcMar>
+          </w:tcPr>
+          <w:p>
+            <w:pPr>
+              <w:keepNext w:val="0"/>
+              <w:widowControl/>
+              <w:spacing w:line="252" w:lineRule="auto" w:before="20" w:after="20"/>
+              <w:ind w:left="0" w:right="0" w:firstLine="0"/>
+              <w:snapToGrid w:val="0"/>
+              <w:jc w:val="left"/>
+            </w:pPr>
+            <w:r>
+              <w:rPr>
+                <w:rFonts w:ascii="仿宋" w:hAnsi="仿宋" w:eastAsia="仿宋"/>
+                <w:b w:val="0"/>
+                <w:color w:val="000000"/>
+                <w:sz w:val="24"/>
+              </w:rPr>
+            </w:r>
+          </w:p>
+        </w:tc>
+        <w:tc>
+          <w:tcPr>
+            <w:tcW w:type="dxa" w:w="1356"/>
+            <w:vAlign w:val="center"/>
+            <w:tcMar>
+              <w:top w:w="45" w:type="dxa"/>
+              <w:bottom w:w="45" w:type="dxa"/>
+              <w:left w:w="45" w:type="dxa"/>
+              <w:right w:w="45" w:type="dxa"/>
+            </w:tcMar>
+          </w:tcPr>
+          <w:p>
+            <w:pPr>
+              <w:keepNext w:val="0"/>
+              <w:widowControl/>
+              <w:spacing w:line="252" w:lineRule="auto" w:before="20" w:after="20"/>
+              <w:ind w:left="0" w:right="0" w:firstLine="0"/>
+              <w:snapToGrid w:val="0"/>
+              <w:jc w:val="left"/>
+            </w:pPr>
+            <w:r>
+              <w:rPr>
+                <w:rFonts w:ascii="仿宋" w:hAnsi="仿宋" w:eastAsia="仿宋"/>
+                <w:b w:val="0"/>
+                <w:color w:val="000000"/>
+                <w:sz w:val="24"/>
               </w:rPr>
               <w:t>手机</w:t>
             </w:r>
@@ -375,30 +376,30 @@
         </w:tc>
         <w:tc>
           <w:tcPr>
-            <w:tcW w:type="dxa" w:w="2792"/>
-            <w:vAlign w:val="center"/>
-            <w:tcMar>
-              <w:top w:w="45" w:type="dxa"/>
-              <w:bottom w:w="45" w:type="dxa"/>
-              <w:left w:w="45" w:type="dxa"/>
-              <w:right w:w="45" w:type="dxa"/>
-            </w:tcMar>
-          </w:tcPr>
-          <w:p>
-            <w:pPr>
-              <w:keepNext/>
-              <w:widowControl/>
-              <w:spacing w:line="252" w:lineRule="auto" w:before="20" w:after="20"/>
-              <w:ind w:left="0" w:right="0" w:firstLine="0"/>
-              <w:snapToGrid w:val="0"/>
-              <w:jc w:val="left"/>
-            </w:pPr>
-            <w:r>
-              <w:rPr>
-                <w:rFonts w:ascii="仿宋" w:hAnsi="仿宋" w:eastAsia="仿宋"/>
-                <w:b w:val="0"/>
-                <w:color w:val="000000"/>
-                <w:sz w:val="28"/>
+            <w:tcW w:type="dxa" w:w="2783"/>
+            <w:vAlign w:val="center"/>
+            <w:tcMar>
+              <w:top w:w="45" w:type="dxa"/>
+              <w:bottom w:w="45" w:type="dxa"/>
+              <w:left w:w="45" w:type="dxa"/>
+              <w:right w:w="45" w:type="dxa"/>
+            </w:tcMar>
+          </w:tcPr>
+          <w:p>
+            <w:pPr>
+              <w:keepNext w:val="0"/>
+              <w:widowControl/>
+              <w:spacing w:line="252" w:lineRule="auto" w:before="20" w:after="20"/>
+              <w:ind w:left="0" w:right="0" w:firstLine="0"/>
+              <w:snapToGrid w:val="0"/>
+              <w:jc w:val="left"/>
+            </w:pPr>
+            <w:r>
+              <w:rPr>
+                <w:rFonts w:ascii="仿宋" w:hAnsi="仿宋" w:eastAsia="仿宋"/>
+                <w:b w:val="0"/>
+                <w:color w:val="000000"/>
+                <w:sz w:val="24"/>
               </w:rPr>
             </w:r>
           </w:p>
@@ -410,30 +411,30 @@
         </w:trPr>
         <w:tc>
           <w:tcPr>
-            <w:tcW w:type="dxa" w:w="1361"/>
-            <w:vAlign w:val="center"/>
-            <w:tcMar>
-              <w:top w:w="45" w:type="dxa"/>
-              <w:bottom w:w="45" w:type="dxa"/>
-              <w:left w:w="45" w:type="dxa"/>
-              <w:right w:w="45" w:type="dxa"/>
-            </w:tcMar>
-          </w:tcPr>
-          <w:p>
-            <w:pPr>
-              <w:keepNext/>
-              <w:widowControl/>
-              <w:spacing w:line="252" w:lineRule="auto" w:before="20" w:after="20"/>
-              <w:ind w:left="0" w:right="0" w:firstLine="0"/>
-              <w:snapToGrid w:val="0"/>
-              <w:jc w:val="left"/>
-            </w:pPr>
-            <w:r>
-              <w:rPr>
-                <w:rFonts w:ascii="仿宋" w:hAnsi="仿宋" w:eastAsia="仿宋"/>
-                <w:b w:val="0"/>
-                <w:color w:val="000000"/>
-                <w:sz w:val="28"/>
+            <w:tcW w:type="dxa" w:w="1356"/>
+            <w:vAlign w:val="center"/>
+            <w:tcMar>
+              <w:top w:w="45" w:type="dxa"/>
+              <w:bottom w:w="45" w:type="dxa"/>
+              <w:left w:w="45" w:type="dxa"/>
+              <w:right w:w="45" w:type="dxa"/>
+            </w:tcMar>
+          </w:tcPr>
+          <w:p>
+            <w:pPr>
+              <w:keepNext w:val="0"/>
+              <w:widowControl/>
+              <w:spacing w:line="252" w:lineRule="auto" w:before="20" w:after="20"/>
+              <w:ind w:left="0" w:right="0" w:firstLine="0"/>
+              <w:snapToGrid w:val="0"/>
+              <w:jc w:val="left"/>
+            </w:pPr>
+            <w:r>
+              <w:rPr>
+                <w:rFonts w:ascii="仿宋" w:hAnsi="仿宋" w:eastAsia="仿宋"/>
+                <w:b w:val="0"/>
+                <w:color w:val="000000"/>
+                <w:sz w:val="24"/>
               </w:rPr>
               <w:t>电话</w:t>
             </w:r>
@@ -441,60 +442,60 @@
         </w:tc>
         <w:tc>
           <w:tcPr>
-            <w:tcW w:type="dxa" w:w="2792"/>
-            <w:vAlign w:val="center"/>
-            <w:tcMar>
-              <w:top w:w="45" w:type="dxa"/>
-              <w:bottom w:w="45" w:type="dxa"/>
-              <w:left w:w="45" w:type="dxa"/>
-              <w:right w:w="45" w:type="dxa"/>
-            </w:tcMar>
-          </w:tcPr>
-          <w:p>
-            <w:pPr>
-              <w:keepNext/>
-              <w:widowControl/>
-              <w:spacing w:line="252" w:lineRule="auto" w:before="20" w:after="20"/>
-              <w:ind w:left="0" w:right="0" w:firstLine="0"/>
-              <w:snapToGrid w:val="0"/>
-              <w:jc w:val="left"/>
-            </w:pPr>
-            <w:r>
-              <w:rPr>
-                <w:rFonts w:ascii="仿宋" w:hAnsi="仿宋" w:eastAsia="仿宋"/>
-                <w:b w:val="0"/>
-                <w:color w:val="000000"/>
-                <w:sz w:val="28"/>
-              </w:rPr>
-            </w:r>
-          </w:p>
-        </w:tc>
-        <w:tc>
-          <w:tcPr>
-            <w:tcW w:type="dxa" w:w="1361"/>
-            <w:vAlign w:val="center"/>
-            <w:tcMar>
-              <w:top w:w="45" w:type="dxa"/>
-              <w:bottom w:w="45" w:type="dxa"/>
-              <w:left w:w="45" w:type="dxa"/>
-              <w:right w:w="45" w:type="dxa"/>
-            </w:tcMar>
-          </w:tcPr>
-          <w:p>
-            <w:pPr>
-              <w:keepNext/>
-              <w:widowControl/>
-              <w:spacing w:line="252" w:lineRule="auto" w:before="20" w:after="20"/>
-              <w:ind w:left="0" w:right="0" w:firstLine="0"/>
-              <w:snapToGrid w:val="0"/>
-              <w:jc w:val="left"/>
-            </w:pPr>
-            <w:r>
-              <w:rPr>
-                <w:rFonts w:ascii="仿宋" w:hAnsi="仿宋" w:eastAsia="仿宋"/>
-                <w:b w:val="0"/>
-                <w:color w:val="000000"/>
-                <w:sz w:val="28"/>
+            <w:tcW w:type="dxa" w:w="2783"/>
+            <w:vAlign w:val="center"/>
+            <w:tcMar>
+              <w:top w:w="45" w:type="dxa"/>
+              <w:bottom w:w="45" w:type="dxa"/>
+              <w:left w:w="45" w:type="dxa"/>
+              <w:right w:w="45" w:type="dxa"/>
+            </w:tcMar>
+          </w:tcPr>
+          <w:p>
+            <w:pPr>
+              <w:keepNext w:val="0"/>
+              <w:widowControl/>
+              <w:spacing w:line="252" w:lineRule="auto" w:before="20" w:after="20"/>
+              <w:ind w:left="0" w:right="0" w:firstLine="0"/>
+              <w:snapToGrid w:val="0"/>
+              <w:jc w:val="left"/>
+            </w:pPr>
+            <w:r>
+              <w:rPr>
+                <w:rFonts w:ascii="仿宋" w:hAnsi="仿宋" w:eastAsia="仿宋"/>
+                <w:b w:val="0"/>
+                <w:color w:val="000000"/>
+                <w:sz w:val="24"/>
+              </w:rPr>
+            </w:r>
+          </w:p>
+        </w:tc>
+        <w:tc>
+          <w:tcPr>
+            <w:tcW w:type="dxa" w:w="1356"/>
+            <w:vAlign w:val="center"/>
+            <w:tcMar>
+              <w:top w:w="45" w:type="dxa"/>
+              <w:bottom w:w="45" w:type="dxa"/>
+              <w:left w:w="45" w:type="dxa"/>
+              <w:right w:w="45" w:type="dxa"/>
+            </w:tcMar>
+          </w:tcPr>
+          <w:p>
+            <w:pPr>
+              <w:keepNext w:val="0"/>
+              <w:widowControl/>
+              <w:spacing w:line="252" w:lineRule="auto" w:before="20" w:after="20"/>
+              <w:ind w:left="0" w:right="0" w:firstLine="0"/>
+              <w:snapToGrid w:val="0"/>
+              <w:jc w:val="left"/>
+            </w:pPr>
+            <w:r>
+              <w:rPr>
+                <w:rFonts w:ascii="仿宋" w:hAnsi="仿宋" w:eastAsia="仿宋"/>
+                <w:b w:val="0"/>
+                <w:color w:val="000000"/>
+                <w:sz w:val="24"/>
               </w:rPr>
               <w:t>Email</w:t>
             </w:r>
@@ -502,30 +503,30 @@
         </w:tc>
         <w:tc>
           <w:tcPr>
-            <w:tcW w:type="dxa" w:w="2792"/>
-            <w:vAlign w:val="center"/>
-            <w:tcMar>
-              <w:top w:w="45" w:type="dxa"/>
-              <w:bottom w:w="45" w:type="dxa"/>
-              <w:left w:w="45" w:type="dxa"/>
-              <w:right w:w="45" w:type="dxa"/>
-            </w:tcMar>
-          </w:tcPr>
-          <w:p>
-            <w:pPr>
-              <w:keepNext/>
-              <w:widowControl/>
-              <w:spacing w:line="252" w:lineRule="auto" w:before="20" w:after="20"/>
-              <w:ind w:left="0" w:right="0" w:firstLine="0"/>
-              <w:snapToGrid w:val="0"/>
-              <w:jc w:val="left"/>
-            </w:pPr>
-            <w:r>
-              <w:rPr>
-                <w:rFonts w:ascii="仿宋" w:hAnsi="仿宋" w:eastAsia="仿宋"/>
-                <w:b w:val="0"/>
-                <w:color w:val="000000"/>
-                <w:sz w:val="28"/>
+            <w:tcW w:type="dxa" w:w="2783"/>
+            <w:vAlign w:val="center"/>
+            <w:tcMar>
+              <w:top w:w="45" w:type="dxa"/>
+              <w:bottom w:w="45" w:type="dxa"/>
+              <w:left w:w="45" w:type="dxa"/>
+              <w:right w:w="45" w:type="dxa"/>
+            </w:tcMar>
+          </w:tcPr>
+          <w:p>
+            <w:pPr>
+              <w:keepNext w:val="0"/>
+              <w:widowControl/>
+              <w:spacing w:line="252" w:lineRule="auto" w:before="20" w:after="20"/>
+              <w:ind w:left="0" w:right="0" w:firstLine="0"/>
+              <w:snapToGrid w:val="0"/>
+              <w:jc w:val="left"/>
+            </w:pPr>
+            <w:r>
+              <w:rPr>
+                <w:rFonts w:ascii="仿宋" w:hAnsi="仿宋" w:eastAsia="仿宋"/>
+                <w:b w:val="0"/>
+                <w:color w:val="000000"/>
+                <w:sz w:val="24"/>
               </w:rPr>
             </w:r>
           </w:p>
@@ -537,30 +538,30 @@
         </w:trPr>
         <w:tc>
           <w:tcPr>
-            <w:tcW w:type="dxa" w:w="1361"/>
-            <w:vAlign w:val="center"/>
-            <w:tcMar>
-              <w:top w:w="45" w:type="dxa"/>
-              <w:bottom w:w="45" w:type="dxa"/>
-              <w:left w:w="45" w:type="dxa"/>
-              <w:right w:w="45" w:type="dxa"/>
-            </w:tcMar>
-          </w:tcPr>
-          <w:p>
-            <w:pPr>
-              <w:keepNext w:val="0"/>
-              <w:widowControl/>
-              <w:spacing w:line="252" w:lineRule="auto" w:before="20" w:after="20"/>
-              <w:ind w:left="0" w:right="0" w:firstLine="0"/>
-              <w:snapToGrid w:val="0"/>
-              <w:jc w:val="left"/>
-            </w:pPr>
-            <w:r>
-              <w:rPr>
-                <w:rFonts w:ascii="仿宋" w:hAnsi="仿宋" w:eastAsia="仿宋"/>
-                <w:b w:val="0"/>
-                <w:color w:val="000000"/>
-                <w:sz w:val="28"/>
+            <w:tcW w:type="dxa" w:w="1356"/>
+            <w:vAlign w:val="center"/>
+            <w:tcMar>
+              <w:top w:w="45" w:type="dxa"/>
+              <w:bottom w:w="45" w:type="dxa"/>
+              <w:left w:w="45" w:type="dxa"/>
+              <w:right w:w="45" w:type="dxa"/>
+            </w:tcMar>
+          </w:tcPr>
+          <w:p>
+            <w:pPr>
+              <w:keepNext w:val="0"/>
+              <w:widowControl/>
+              <w:spacing w:line="252" w:lineRule="auto" w:before="20" w:after="20"/>
+              <w:ind w:left="0" w:right="0" w:firstLine="0"/>
+              <w:snapToGrid w:val="0"/>
+              <w:jc w:val="left"/>
+            </w:pPr>
+            <w:r>
+              <w:rPr>
+                <w:rFonts w:ascii="仿宋" w:hAnsi="仿宋" w:eastAsia="仿宋"/>
+                <w:b w:val="0"/>
+                <w:color w:val="000000"/>
+                <w:sz w:val="24"/>
               </w:rPr>
               <w:t>通讯地址</w:t>
             </w:r>
@@ -568,7 +569,7 @@
         </w:tc>
         <w:tc>
           <w:tcPr>
-            <w:tcW w:type="dxa" w:w="6945"/>
+            <w:tcW w:type="dxa" w:w="6922"/>
             <w:vAlign w:val="center"/>
             <w:gridSpan w:val="3"/>
             <w:tcMar>
@@ -592,43 +593,43 @@
                 <w:rFonts w:ascii="仿宋" w:hAnsi="仿宋" w:eastAsia="仿宋"/>
                 <w:b w:val="0"/>
                 <w:color w:val="000000"/>
-                <w:sz w:val="28"/>
-              </w:rPr>
-            </w:r>
-          </w:p>
-          <w:p>
-            <w:pPr>
-              <w:keepNext w:val="0"/>
-              <w:widowControl/>
-              <w:spacing w:line="252" w:lineRule="auto" w:before="20" w:after="20"/>
-              <w:ind w:left="0" w:right="0" w:firstLine="0"/>
-              <w:snapToGrid w:val="0"/>
-              <w:jc w:val="left"/>
-            </w:pPr>
-            <w:r>
-              <w:rPr>
-                <w:rFonts w:ascii="仿宋" w:hAnsi="仿宋" w:eastAsia="仿宋"/>
-                <w:b w:val="0"/>
-                <w:color w:val="000000"/>
-                <w:sz w:val="28"/>
-              </w:rPr>
-            </w:r>
-          </w:p>
-          <w:p>
-            <w:pPr>
-              <w:keepNext w:val="0"/>
-              <w:widowControl/>
-              <w:spacing w:line="252" w:lineRule="auto" w:before="20" w:after="20"/>
-              <w:ind w:left="0" w:right="0" w:firstLine="0"/>
-              <w:snapToGrid w:val="0"/>
-              <w:jc w:val="left"/>
-            </w:pPr>
-            <w:r>
-              <w:rPr>
-                <w:rFonts w:ascii="仿宋" w:hAnsi="仿宋" w:eastAsia="仿宋"/>
-                <w:b w:val="0"/>
-                <w:color w:val="000000"/>
-                <w:sz w:val="28"/>
+                <w:sz w:val="24"/>
+              </w:rPr>
+            </w:r>
+          </w:p>
+          <w:p>
+            <w:pPr>
+              <w:keepNext w:val="0"/>
+              <w:widowControl/>
+              <w:spacing w:line="252" w:lineRule="auto" w:before="20" w:after="20"/>
+              <w:ind w:left="0" w:right="0" w:firstLine="0"/>
+              <w:snapToGrid w:val="0"/>
+              <w:jc w:val="left"/>
+            </w:pPr>
+            <w:r>
+              <w:rPr>
+                <w:rFonts w:ascii="仿宋" w:hAnsi="仿宋" w:eastAsia="仿宋"/>
+                <w:b w:val="0"/>
+                <w:color w:val="000000"/>
+                <w:sz w:val="24"/>
+              </w:rPr>
+            </w:r>
+          </w:p>
+          <w:p>
+            <w:pPr>
+              <w:keepNext w:val="0"/>
+              <w:widowControl/>
+              <w:spacing w:line="252" w:lineRule="auto" w:before="20" w:after="20"/>
+              <w:ind w:left="0" w:right="0" w:firstLine="0"/>
+              <w:snapToGrid w:val="0"/>
+              <w:jc w:val="left"/>
+            </w:pPr>
+            <w:r>
+              <w:rPr>
+                <w:rFonts w:ascii="仿宋" w:hAnsi="仿宋" w:eastAsia="仿宋"/>
+                <w:b w:val="0"/>
+                <w:color w:val="000000"/>
+                <w:sz w:val="24"/>
               </w:rPr>
             </w:r>
           </w:p>
@@ -661,10 +662,10 @@
       </w:pPr>
       <w:r>
         <w:rPr>
-          <w:rFonts w:ascii="宋体" w:hAnsi="宋体" w:eastAsia="宋体"/>
+          <w:rFonts w:ascii="仿宋" w:hAnsi="仿宋" w:eastAsia="仿宋"/>
           <w:b/>
           <w:color w:val="000000"/>
-          <w:sz w:val="28"/>
+          <w:sz w:val="24"/>
         </w:rPr>
         <w:t>参赛者</w:t>
       </w:r>
@@ -685,12 +686,12 @@
         </w:tblBorders>
       </w:tblPr>
       <w:tblGrid>
-        <w:gridCol w:w="794"/>
-        <w:gridCol w:w="1134"/>
-        <w:gridCol w:w="794"/>
-        <w:gridCol w:w="1843"/>
-        <w:gridCol w:w="1587"/>
-        <w:gridCol w:w="2154"/>
+        <w:gridCol w:w="791"/>
+        <w:gridCol w:w="1130"/>
+        <w:gridCol w:w="791"/>
+        <w:gridCol w:w="1836"/>
+        <w:gridCol w:w="1582"/>
+        <w:gridCol w:w="2147"/>
       </w:tblGrid>
       <w:tr>
         <w:trPr>
@@ -699,7 +700,7 @@
         </w:trPr>
         <w:tc>
           <w:tcPr>
-            <w:tcW w:type="dxa" w:w="794"/>
+            <w:tcW w:type="dxa" w:w="791"/>
             <w:vAlign w:val="center"/>
             <w:tcMar>
               <w:top w:w="45" w:type="dxa"/>
@@ -711,7 +712,7 @@
           </w:tcPr>
           <w:p>
             <w:pPr>
-              <w:keepNext/>
+              <w:keepNext w:val="0"/>
               <w:widowControl/>
               <w:spacing w:line="252" w:lineRule="auto" w:before="20" w:after="20"/>
               <w:ind w:left="0" w:right="0" w:firstLine="0"/>
@@ -723,7 +724,7 @@
                 <w:rFonts w:ascii="仿宋" w:hAnsi="仿宋" w:eastAsia="仿宋"/>
                 <w:b/>
                 <w:color w:val="000000"/>
-                <w:sz w:val="28"/>
+                <w:sz w:val="24"/>
               </w:rPr>
               <w:t>序号</w:t>
             </w:r>
@@ -731,7 +732,7 @@
         </w:tc>
         <w:tc>
           <w:tcPr>
-            <w:tcW w:type="dxa" w:w="1134"/>
+            <w:tcW w:type="dxa" w:w="1130"/>
             <w:vAlign w:val="center"/>
             <w:tcMar>
               <w:top w:w="45" w:type="dxa"/>
@@ -743,7 +744,7 @@
           </w:tcPr>
           <w:p>
             <w:pPr>
-              <w:keepNext/>
+              <w:keepNext w:val="0"/>
               <w:widowControl/>
               <w:spacing w:line="252" w:lineRule="auto" w:before="20" w:after="20"/>
               <w:ind w:left="0" w:right="0" w:firstLine="0"/>
@@ -755,7 +756,7 @@
                 <w:rFonts w:ascii="仿宋" w:hAnsi="仿宋" w:eastAsia="仿宋"/>
                 <w:b/>
                 <w:color w:val="000000"/>
-                <w:sz w:val="28"/>
+                <w:sz w:val="24"/>
               </w:rPr>
               <w:t>姓名</w:t>
             </w:r>
@@ -763,7 +764,7 @@
         </w:tc>
         <w:tc>
           <w:tcPr>
-            <w:tcW w:type="dxa" w:w="794"/>
+            <w:tcW w:type="dxa" w:w="791"/>
             <w:vAlign w:val="center"/>
             <w:tcMar>
               <w:top w:w="45" w:type="dxa"/>
@@ -775,7 +776,7 @@
           </w:tcPr>
           <w:p>
             <w:pPr>
-              <w:keepNext/>
+              <w:keepNext w:val="0"/>
               <w:widowControl/>
               <w:spacing w:line="252" w:lineRule="auto" w:before="20" w:after="20"/>
               <w:ind w:left="0" w:right="0" w:firstLine="0"/>
@@ -787,7 +788,7 @@
                 <w:rFonts w:ascii="仿宋" w:hAnsi="仿宋" w:eastAsia="仿宋"/>
                 <w:b/>
                 <w:color w:val="000000"/>
-                <w:sz w:val="28"/>
+                <w:sz w:val="24"/>
               </w:rPr>
               <w:t>性别</w:t>
             </w:r>
@@ -795,7 +796,7 @@
         </w:tc>
         <w:tc>
           <w:tcPr>
-            <w:tcW w:type="dxa" w:w="1843"/>
+            <w:tcW w:type="dxa" w:w="1836"/>
             <w:vAlign w:val="center"/>
             <w:tcMar>
               <w:top w:w="45" w:type="dxa"/>
@@ -807,7 +808,7 @@
           </w:tcPr>
           <w:p>
             <w:pPr>
-              <w:keepNext/>
+              <w:keepNext w:val="0"/>
               <w:widowControl/>
               <w:spacing w:line="252" w:lineRule="auto" w:before="20" w:after="20"/>
               <w:ind w:left="0" w:right="0" w:firstLine="0"/>
@@ -819,7 +820,7 @@
                 <w:rFonts w:ascii="仿宋" w:hAnsi="仿宋" w:eastAsia="仿宋"/>
                 <w:b/>
                 <w:color w:val="000000"/>
-                <w:sz w:val="28"/>
+                <w:sz w:val="24"/>
               </w:rPr>
               <w:t>联系方式</w:t>
             </w:r>
@@ -827,7 +828,7 @@
         </w:tc>
         <w:tc>
           <w:tcPr>
-            <w:tcW w:type="dxa" w:w="1587"/>
+            <w:tcW w:type="dxa" w:w="1582"/>
             <w:vAlign w:val="center"/>
             <w:tcMar>
               <w:top w:w="45" w:type="dxa"/>
@@ -839,7 +840,7 @@
           </w:tcPr>
           <w:p>
             <w:pPr>
-              <w:keepNext/>
+              <w:keepNext w:val="0"/>
               <w:widowControl/>
               <w:spacing w:line="252" w:lineRule="auto" w:before="20" w:after="20"/>
               <w:ind w:left="0" w:right="0" w:firstLine="0"/>
@@ -851,7 +852,7 @@
                 <w:rFonts w:ascii="仿宋" w:hAnsi="仿宋" w:eastAsia="仿宋"/>
                 <w:b/>
                 <w:color w:val="000000"/>
-                <w:sz w:val="28"/>
+                <w:sz w:val="24"/>
               </w:rPr>
               <w:t>微信</w:t>
             </w:r>
@@ -859,7 +860,7 @@
         </w:tc>
         <w:tc>
           <w:tcPr>
-            <w:tcW w:type="dxa" w:w="2154"/>
+            <w:tcW w:type="dxa" w:w="2147"/>
             <w:vAlign w:val="center"/>
             <w:tcMar>
               <w:top w:w="45" w:type="dxa"/>
@@ -871,7 +872,7 @@
           </w:tcPr>
           <w:p>
             <w:pPr>
-              <w:keepNext/>
+              <w:keepNext w:val="0"/>
               <w:widowControl/>
               <w:spacing w:line="252" w:lineRule="auto" w:before="20" w:after="20"/>
               <w:ind w:left="0" w:right="0" w:firstLine="0"/>
@@ -883,7 +884,7 @@
                 <w:rFonts w:ascii="仿宋" w:hAnsi="仿宋" w:eastAsia="仿宋"/>
                 <w:b/>
                 <w:color w:val="000000"/>
-                <w:sz w:val="28"/>
+                <w:sz w:val="24"/>
               </w:rPr>
               <w:t>所学专业</w:t>
             </w:r>
@@ -896,30 +897,30 @@
         </w:trPr>
         <w:tc>
           <w:tcPr>
-            <w:tcW w:type="dxa" w:w="794"/>
-            <w:vAlign w:val="center"/>
-            <w:tcMar>
-              <w:top w:w="45" w:type="dxa"/>
-              <w:bottom w:w="45" w:type="dxa"/>
-              <w:left w:w="45" w:type="dxa"/>
-              <w:right w:w="45" w:type="dxa"/>
-            </w:tcMar>
-          </w:tcPr>
-          <w:p>
-            <w:pPr>
-              <w:keepNext/>
-              <w:widowControl/>
-              <w:spacing w:line="252" w:lineRule="auto" w:before="20" w:after="20"/>
-              <w:ind w:left="0" w:right="0" w:firstLine="0"/>
-              <w:snapToGrid w:val="0"/>
-              <w:jc w:val="left"/>
-            </w:pPr>
-            <w:r>
-              <w:rPr>
-                <w:rFonts w:ascii="仿宋" w:hAnsi="仿宋" w:eastAsia="仿宋"/>
-                <w:b w:val="0"/>
-                <w:color w:val="000000"/>
-                <w:sz w:val="28"/>
+            <w:tcW w:type="dxa" w:w="791"/>
+            <w:vAlign w:val="center"/>
+            <w:tcMar>
+              <w:top w:w="45" w:type="dxa"/>
+              <w:bottom w:w="45" w:type="dxa"/>
+              <w:left w:w="45" w:type="dxa"/>
+              <w:right w:w="45" w:type="dxa"/>
+            </w:tcMar>
+          </w:tcPr>
+          <w:p>
+            <w:pPr>
+              <w:keepNext w:val="0"/>
+              <w:widowControl/>
+              <w:spacing w:line="252" w:lineRule="auto" w:before="20" w:after="20"/>
+              <w:ind w:left="0" w:right="0" w:firstLine="0"/>
+              <w:snapToGrid w:val="0"/>
+              <w:jc w:val="left"/>
+            </w:pPr>
+            <w:r>
+              <w:rPr>
+                <w:rFonts w:ascii="仿宋" w:hAnsi="仿宋" w:eastAsia="仿宋"/>
+                <w:b w:val="0"/>
+                <w:color w:val="000000"/>
+                <w:sz w:val="24"/>
               </w:rPr>
               <w:t>1</w:t>
             </w:r>
@@ -927,150 +928,150 @@
         </w:tc>
         <w:tc>
           <w:tcPr>
-            <w:tcW w:type="dxa" w:w="1134"/>
-            <w:vAlign w:val="center"/>
-            <w:tcMar>
-              <w:top w:w="45" w:type="dxa"/>
-              <w:bottom w:w="45" w:type="dxa"/>
-              <w:left w:w="45" w:type="dxa"/>
-              <w:right w:w="45" w:type="dxa"/>
-            </w:tcMar>
-          </w:tcPr>
-          <w:p>
-            <w:pPr>
-              <w:keepNext/>
-              <w:widowControl/>
-              <w:spacing w:line="252" w:lineRule="auto" w:before="20" w:after="20"/>
-              <w:ind w:left="0" w:right="0" w:firstLine="0"/>
-              <w:snapToGrid w:val="0"/>
-              <w:jc w:val="left"/>
-            </w:pPr>
-            <w:r>
-              <w:rPr>
-                <w:rFonts w:ascii="仿宋" w:hAnsi="仿宋" w:eastAsia="仿宋"/>
-                <w:b w:val="0"/>
-                <w:color w:val="000000"/>
-                <w:sz w:val="28"/>
-              </w:rPr>
-            </w:r>
-          </w:p>
-        </w:tc>
-        <w:tc>
-          <w:tcPr>
-            <w:tcW w:type="dxa" w:w="794"/>
-            <w:vAlign w:val="center"/>
-            <w:tcMar>
-              <w:top w:w="45" w:type="dxa"/>
-              <w:bottom w:w="45" w:type="dxa"/>
-              <w:left w:w="45" w:type="dxa"/>
-              <w:right w:w="45" w:type="dxa"/>
-            </w:tcMar>
-          </w:tcPr>
-          <w:p>
-            <w:pPr>
-              <w:keepNext/>
-              <w:widowControl/>
-              <w:spacing w:line="252" w:lineRule="auto" w:before="20" w:after="20"/>
-              <w:ind w:left="0" w:right="0" w:firstLine="0"/>
-              <w:snapToGrid w:val="0"/>
-              <w:jc w:val="left"/>
-            </w:pPr>
-            <w:r>
-              <w:rPr>
-                <w:rFonts w:ascii="仿宋" w:hAnsi="仿宋" w:eastAsia="仿宋"/>
-                <w:b w:val="0"/>
-                <w:color w:val="000000"/>
-                <w:sz w:val="28"/>
-              </w:rPr>
-            </w:r>
-          </w:p>
-        </w:tc>
-        <w:tc>
-          <w:tcPr>
-            <w:tcW w:type="dxa" w:w="1843"/>
-            <w:vAlign w:val="center"/>
-            <w:tcMar>
-              <w:top w:w="45" w:type="dxa"/>
-              <w:bottom w:w="45" w:type="dxa"/>
-              <w:left w:w="45" w:type="dxa"/>
-              <w:right w:w="45" w:type="dxa"/>
-            </w:tcMar>
-          </w:tcPr>
-          <w:p>
-            <w:pPr>
-              <w:keepNext/>
-              <w:widowControl/>
-              <w:spacing w:line="252" w:lineRule="auto" w:before="20" w:after="20"/>
-              <w:ind w:left="0" w:right="0" w:firstLine="0"/>
-              <w:snapToGrid w:val="0"/>
-              <w:jc w:val="left"/>
-            </w:pPr>
-            <w:r>
-              <w:rPr>
-                <w:rFonts w:ascii="仿宋" w:hAnsi="仿宋" w:eastAsia="仿宋"/>
-                <w:b w:val="0"/>
-                <w:color w:val="000000"/>
-                <w:sz w:val="28"/>
-              </w:rPr>
-            </w:r>
-          </w:p>
-        </w:tc>
-        <w:tc>
-          <w:tcPr>
-            <w:tcW w:type="dxa" w:w="1587"/>
-            <w:vAlign w:val="center"/>
-            <w:tcMar>
-              <w:top w:w="45" w:type="dxa"/>
-              <w:bottom w:w="45" w:type="dxa"/>
-              <w:left w:w="45" w:type="dxa"/>
-              <w:right w:w="45" w:type="dxa"/>
-            </w:tcMar>
-          </w:tcPr>
-          <w:p>
-            <w:pPr>
-              <w:keepNext/>
-              <w:widowControl/>
-              <w:spacing w:line="252" w:lineRule="auto" w:before="20" w:after="20"/>
-              <w:ind w:left="0" w:right="0" w:firstLine="0"/>
-              <w:snapToGrid w:val="0"/>
-              <w:jc w:val="left"/>
-            </w:pPr>
-            <w:r>
-              <w:rPr>
-                <w:rFonts w:ascii="仿宋" w:hAnsi="仿宋" w:eastAsia="仿宋"/>
-                <w:b w:val="0"/>
-                <w:color w:val="000000"/>
-                <w:sz w:val="28"/>
-              </w:rPr>
-            </w:r>
-          </w:p>
-        </w:tc>
-        <w:tc>
-          <w:tcPr>
-            <w:tcW w:type="dxa" w:w="2154"/>
-            <w:vAlign w:val="center"/>
-            <w:tcMar>
-              <w:top w:w="45" w:type="dxa"/>
-              <w:bottom w:w="45" w:type="dxa"/>
-              <w:left w:w="45" w:type="dxa"/>
-              <w:right w:w="45" w:type="dxa"/>
-            </w:tcMar>
-          </w:tcPr>
-          <w:p>
-            <w:pPr>
-              <w:keepNext/>
-              <w:widowControl/>
-              <w:spacing w:line="252" w:lineRule="auto" w:before="20" w:after="20"/>
-              <w:ind w:left="0" w:right="0" w:firstLine="0"/>
-              <w:snapToGrid w:val="0"/>
-              <w:jc w:val="left"/>
-            </w:pPr>
-            <w:r>
-              <w:rPr>
-                <w:rFonts w:ascii="仿宋" w:hAnsi="仿宋" w:eastAsia="仿宋"/>
-                <w:b w:val="0"/>
-                <w:color w:val="000000"/>
-                <w:sz w:val="28"/>
+            <w:tcW w:type="dxa" w:w="1130"/>
+            <w:vAlign w:val="center"/>
+            <w:tcMar>
+              <w:top w:w="45" w:type="dxa"/>
+              <w:bottom w:w="45" w:type="dxa"/>
+              <w:left w:w="45" w:type="dxa"/>
+              <w:right w:w="45" w:type="dxa"/>
+            </w:tcMar>
+          </w:tcPr>
+          <w:p>
+            <w:pPr>
+              <w:keepNext w:val="0"/>
+              <w:widowControl/>
+              <w:spacing w:line="252" w:lineRule="auto" w:before="20" w:after="20"/>
+              <w:ind w:left="0" w:right="0" w:firstLine="0"/>
+              <w:snapToGrid w:val="0"/>
+              <w:jc w:val="left"/>
+            </w:pPr>
+            <w:r>
+              <w:rPr>
+                <w:rFonts w:ascii="仿宋" w:hAnsi="仿宋" w:eastAsia="仿宋"/>
+                <w:b w:val="0"/>
+                <w:color w:val="000000"/>
+                <w:sz w:val="24"/>
+              </w:rPr>
+            </w:r>
+          </w:p>
+        </w:tc>
+        <w:tc>
+          <w:tcPr>
+            <w:tcW w:type="dxa" w:w="791"/>
+            <w:vAlign w:val="center"/>
+            <w:tcMar>
+              <w:top w:w="45" w:type="dxa"/>
+              <w:bottom w:w="45" w:type="dxa"/>
+              <w:left w:w="45" w:type="dxa"/>
+              <w:right w:w="45" w:type="dxa"/>
+            </w:tcMar>
+          </w:tcPr>
+          <w:p>
+            <w:pPr>
+              <w:keepNext w:val="0"/>
+              <w:widowControl/>
+              <w:spacing w:line="252" w:lineRule="auto" w:before="20" w:after="20"/>
+              <w:ind w:left="0" w:right="0" w:firstLine="0"/>
+              <w:snapToGrid w:val="0"/>
+              <w:jc w:val="left"/>
+            </w:pPr>
+            <w:r>
+              <w:rPr>
+                <w:rFonts w:ascii="仿宋" w:hAnsi="仿宋" w:eastAsia="仿宋"/>
+                <w:b w:val="0"/>
+                <w:color w:val="000000"/>
+                <w:sz w:val="24"/>
+              </w:rPr>
+            </w:r>
+          </w:p>
+        </w:tc>
+        <w:tc>
+          <w:tcPr>
+            <w:tcW w:type="dxa" w:w="1836"/>
+            <w:vAlign w:val="center"/>
+            <w:tcMar>
+              <w:top w:w="45" w:type="dxa"/>
+              <w:bottom w:w="45" w:type="dxa"/>
+              <w:left w:w="45" w:type="dxa"/>
+              <w:right w:w="45" w:type="dxa"/>
+            </w:tcMar>
+          </w:tcPr>
+          <w:p>
+            <w:pPr>
+              <w:keepNext w:val="0"/>
+              <w:widowControl/>
+              <w:spacing w:line="252" w:lineRule="auto" w:before="20" w:after="20"/>
+              <w:ind w:left="0" w:right="0" w:firstLine="0"/>
+              <w:snapToGrid w:val="0"/>
+              <w:jc w:val="left"/>
+            </w:pPr>
+            <w:r>
+              <w:rPr>
+                <w:rFonts w:ascii="仿宋" w:hAnsi="仿宋" w:eastAsia="仿宋"/>
+                <w:b w:val="0"/>
+                <w:color w:val="000000"/>
+                <w:sz w:val="24"/>
+              </w:rPr>
+            </w:r>
+          </w:p>
+        </w:tc>
+        <w:tc>
+          <w:tcPr>
+            <w:tcW w:type="dxa" w:w="1582"/>
+            <w:vAlign w:val="center"/>
+            <w:tcMar>
+              <w:top w:w="45" w:type="dxa"/>
+              <w:bottom w:w="45" w:type="dxa"/>
+              <w:left w:w="45" w:type="dxa"/>
+              <w:right w:w="45" w:type="dxa"/>
+            </w:tcMar>
+          </w:tcPr>
+          <w:p>
+            <w:pPr>
+              <w:keepNext w:val="0"/>
+              <w:widowControl/>
+              <w:spacing w:line="252" w:lineRule="auto" w:before="20" w:after="20"/>
+              <w:ind w:left="0" w:right="0" w:firstLine="0"/>
+              <w:snapToGrid w:val="0"/>
+              <w:jc w:val="left"/>
+            </w:pPr>
+            <w:r>
+              <w:rPr>
+                <w:rFonts w:ascii="仿宋" w:hAnsi="仿宋" w:eastAsia="仿宋"/>
+                <w:b w:val="0"/>
+                <w:color w:val="000000"/>
+                <w:sz w:val="24"/>
+              </w:rPr>
+            </w:r>
+          </w:p>
+        </w:tc>
+        <w:tc>
+          <w:tcPr>
+            <w:tcW w:type="dxa" w:w="2147"/>
+            <w:vAlign w:val="center"/>
+            <w:tcMar>
+              <w:top w:w="45" w:type="dxa"/>
+              <w:bottom w:w="45" w:type="dxa"/>
+              <w:left w:w="45" w:type="dxa"/>
+              <w:right w:w="45" w:type="dxa"/>
+            </w:tcMar>
+          </w:tcPr>
+          <w:p>
+            <w:pPr>
+              <w:keepNext w:val="0"/>
+              <w:widowControl/>
+              <w:spacing w:line="252" w:lineRule="auto" w:before="20" w:after="20"/>
+              <w:ind w:left="0" w:right="0" w:firstLine="0"/>
+              <w:snapToGrid w:val="0"/>
+              <w:jc w:val="left"/>
+            </w:pPr>
+            <w:r>
+              <w:rPr>
+                <w:rFonts w:ascii="仿宋" w:hAnsi="仿宋" w:eastAsia="仿宋"/>
+                <w:b w:val="0"/>
+                <w:color w:val="000000"/>
+                <w:sz w:val="24"/>
               </w:rPr>
             </w:r>
           </w:p>
@@ -1082,30 +1083,30 @@
         </w:trPr>
         <w:tc>
           <w:tcPr>
-            <w:tcW w:type="dxa" w:w="794"/>
-            <w:vAlign w:val="center"/>
-            <w:tcMar>
-              <w:top w:w="45" w:type="dxa"/>
-              <w:bottom w:w="45" w:type="dxa"/>
-              <w:left w:w="45" w:type="dxa"/>
-              <w:right w:w="45" w:type="dxa"/>
-            </w:tcMar>
-          </w:tcPr>
-          <w:p>
-            <w:pPr>
-              <w:keepNext/>
-              <w:widowControl/>
-              <w:spacing w:line="252" w:lineRule="auto" w:before="20" w:after="20"/>
-              <w:ind w:left="0" w:right="0" w:firstLine="0"/>
-              <w:snapToGrid w:val="0"/>
-              <w:jc w:val="left"/>
-            </w:pPr>
-            <w:r>
-              <w:rPr>
-                <w:rFonts w:ascii="仿宋" w:hAnsi="仿宋" w:eastAsia="仿宋"/>
-                <w:b w:val="0"/>
-                <w:color w:val="000000"/>
-                <w:sz w:val="28"/>
+            <w:tcW w:type="dxa" w:w="791"/>
+            <w:vAlign w:val="center"/>
+            <w:tcMar>
+              <w:top w:w="45" w:type="dxa"/>
+              <w:bottom w:w="45" w:type="dxa"/>
+              <w:left w:w="45" w:type="dxa"/>
+              <w:right w:w="45" w:type="dxa"/>
+            </w:tcMar>
+          </w:tcPr>
+          <w:p>
+            <w:pPr>
+              <w:keepNext w:val="0"/>
+              <w:widowControl/>
+              <w:spacing w:line="252" w:lineRule="auto" w:before="20" w:after="20"/>
+              <w:ind w:left="0" w:right="0" w:firstLine="0"/>
+              <w:snapToGrid w:val="0"/>
+              <w:jc w:val="left"/>
+            </w:pPr>
+            <w:r>
+              <w:rPr>
+                <w:rFonts w:ascii="仿宋" w:hAnsi="仿宋" w:eastAsia="仿宋"/>
+                <w:b w:val="0"/>
+                <w:color w:val="000000"/>
+                <w:sz w:val="24"/>
               </w:rPr>
               <w:t>2</w:t>
             </w:r>
@@ -1113,150 +1114,150 @@
         </w:tc>
         <w:tc>
           <w:tcPr>
-            <w:tcW w:type="dxa" w:w="1134"/>
-            <w:vAlign w:val="center"/>
-            <w:tcMar>
-              <w:top w:w="45" w:type="dxa"/>
-              <w:bottom w:w="45" w:type="dxa"/>
-              <w:left w:w="45" w:type="dxa"/>
-              <w:right w:w="45" w:type="dxa"/>
-            </w:tcMar>
-          </w:tcPr>
-          <w:p>
-            <w:pPr>
-              <w:keepNext/>
-              <w:widowControl/>
-              <w:spacing w:line="252" w:lineRule="auto" w:before="20" w:after="20"/>
-              <w:ind w:left="0" w:right="0" w:firstLine="0"/>
-              <w:snapToGrid w:val="0"/>
-              <w:jc w:val="left"/>
-            </w:pPr>
-            <w:r>
-              <w:rPr>
-                <w:rFonts w:ascii="仿宋" w:hAnsi="仿宋" w:eastAsia="仿宋"/>
-                <w:b w:val="0"/>
-                <w:color w:val="000000"/>
-                <w:sz w:val="28"/>
-              </w:rPr>
-            </w:r>
-          </w:p>
-        </w:tc>
-        <w:tc>
-          <w:tcPr>
-            <w:tcW w:type="dxa" w:w="794"/>
-            <w:vAlign w:val="center"/>
-            <w:tcMar>
-              <w:top w:w="45" w:type="dxa"/>
-              <w:bottom w:w="45" w:type="dxa"/>
-              <w:left w:w="45" w:type="dxa"/>
-              <w:right w:w="45" w:type="dxa"/>
-            </w:tcMar>
-          </w:tcPr>
-          <w:p>
-            <w:pPr>
-              <w:keepNext/>
-              <w:widowControl/>
-              <w:spacing w:line="252" w:lineRule="auto" w:before="20" w:after="20"/>
-              <w:ind w:left="0" w:right="0" w:firstLine="0"/>
-              <w:snapToGrid w:val="0"/>
-              <w:jc w:val="left"/>
-            </w:pPr>
-            <w:r>
-              <w:rPr>
-                <w:rFonts w:ascii="仿宋" w:hAnsi="仿宋" w:eastAsia="仿宋"/>
-                <w:b w:val="0"/>
-                <w:color w:val="000000"/>
-                <w:sz w:val="28"/>
-              </w:rPr>
-            </w:r>
-          </w:p>
-        </w:tc>
-        <w:tc>
-          <w:tcPr>
-            <w:tcW w:type="dxa" w:w="1843"/>
-            <w:vAlign w:val="center"/>
-            <w:tcMar>
-              <w:top w:w="45" w:type="dxa"/>
-              <w:bottom w:w="45" w:type="dxa"/>
-              <w:left w:w="45" w:type="dxa"/>
-              <w:right w:w="45" w:type="dxa"/>
-            </w:tcMar>
-          </w:tcPr>
-          <w:p>
-            <w:pPr>
-              <w:keepNext/>
-              <w:widowControl/>
-              <w:spacing w:line="252" w:lineRule="auto" w:before="20" w:after="20"/>
-              <w:ind w:left="0" w:right="0" w:firstLine="0"/>
-              <w:snapToGrid w:val="0"/>
-              <w:jc w:val="left"/>
-            </w:pPr>
-            <w:r>
-              <w:rPr>
-                <w:rFonts w:ascii="仿宋" w:hAnsi="仿宋" w:eastAsia="仿宋"/>
-                <w:b w:val="0"/>
-                <w:color w:val="000000"/>
-                <w:sz w:val="28"/>
-              </w:rPr>
-            </w:r>
-          </w:p>
-        </w:tc>
-        <w:tc>
-          <w:tcPr>
-            <w:tcW w:type="dxa" w:w="1587"/>
-            <w:vAlign w:val="center"/>
-            <w:tcMar>
-              <w:top w:w="45" w:type="dxa"/>
-              <w:bottom w:w="45" w:type="dxa"/>
-              <w:left w:w="45" w:type="dxa"/>
-              <w:right w:w="45" w:type="dxa"/>
-            </w:tcMar>
-          </w:tcPr>
-          <w:p>
-            <w:pPr>
-              <w:keepNext/>
-              <w:widowControl/>
-              <w:spacing w:line="252" w:lineRule="auto" w:before="20" w:after="20"/>
-              <w:ind w:left="0" w:right="0" w:firstLine="0"/>
-              <w:snapToGrid w:val="0"/>
-              <w:jc w:val="left"/>
-            </w:pPr>
-            <w:r>
-              <w:rPr>
-                <w:rFonts w:ascii="仿宋" w:hAnsi="仿宋" w:eastAsia="仿宋"/>
-                <w:b w:val="0"/>
-                <w:color w:val="000000"/>
-                <w:sz w:val="28"/>
-              </w:rPr>
-            </w:r>
-          </w:p>
-        </w:tc>
-        <w:tc>
-          <w:tcPr>
-            <w:tcW w:type="dxa" w:w="2154"/>
-            <w:vAlign w:val="center"/>
-            <w:tcMar>
-              <w:top w:w="45" w:type="dxa"/>
-              <w:bottom w:w="45" w:type="dxa"/>
-              <w:left w:w="45" w:type="dxa"/>
-              <w:right w:w="45" w:type="dxa"/>
-            </w:tcMar>
-          </w:tcPr>
-          <w:p>
-            <w:pPr>
-              <w:keepNext/>
-              <w:widowControl/>
-              <w:spacing w:line="252" w:lineRule="auto" w:before="20" w:after="20"/>
-              <w:ind w:left="0" w:right="0" w:firstLine="0"/>
-              <w:snapToGrid w:val="0"/>
-              <w:jc w:val="left"/>
-            </w:pPr>
-            <w:r>
-              <w:rPr>
-                <w:rFonts w:ascii="仿宋" w:hAnsi="仿宋" w:eastAsia="仿宋"/>
-                <w:b w:val="0"/>
-                <w:color w:val="000000"/>
-                <w:sz w:val="28"/>
+            <w:tcW w:type="dxa" w:w="1130"/>
+            <w:vAlign w:val="center"/>
+            <w:tcMar>
+              <w:top w:w="45" w:type="dxa"/>
+              <w:bottom w:w="45" w:type="dxa"/>
+              <w:left w:w="45" w:type="dxa"/>
+              <w:right w:w="45" w:type="dxa"/>
+            </w:tcMar>
+          </w:tcPr>
+          <w:p>
+            <w:pPr>
+              <w:keepNext w:val="0"/>
+              <w:widowControl/>
+              <w:spacing w:line="252" w:lineRule="auto" w:before="20" w:after="20"/>
+              <w:ind w:left="0" w:right="0" w:firstLine="0"/>
+              <w:snapToGrid w:val="0"/>
+              <w:jc w:val="left"/>
+            </w:pPr>
+            <w:r>
+              <w:rPr>
+                <w:rFonts w:ascii="仿宋" w:hAnsi="仿宋" w:eastAsia="仿宋"/>
+                <w:b w:val="0"/>
+                <w:color w:val="000000"/>
+                <w:sz w:val="24"/>
+              </w:rPr>
+            </w:r>
+          </w:p>
+        </w:tc>
+        <w:tc>
+          <w:tcPr>
+            <w:tcW w:type="dxa" w:w="791"/>
+            <w:vAlign w:val="center"/>
+            <w:tcMar>
+              <w:top w:w="45" w:type="dxa"/>
+              <w:bottom w:w="45" w:type="dxa"/>
+              <w:left w:w="45" w:type="dxa"/>
+              <w:right w:w="45" w:type="dxa"/>
+            </w:tcMar>
+          </w:tcPr>
+          <w:p>
+            <w:pPr>
+              <w:keepNext w:val="0"/>
+              <w:widowControl/>
+              <w:spacing w:line="252" w:lineRule="auto" w:before="20" w:after="20"/>
+              <w:ind w:left="0" w:right="0" w:firstLine="0"/>
+              <w:snapToGrid w:val="0"/>
+              <w:jc w:val="left"/>
+            </w:pPr>
+            <w:r>
+              <w:rPr>
+                <w:rFonts w:ascii="仿宋" w:hAnsi="仿宋" w:eastAsia="仿宋"/>
+                <w:b w:val="0"/>
+                <w:color w:val="000000"/>
+                <w:sz w:val="24"/>
+              </w:rPr>
+            </w:r>
+          </w:p>
+        </w:tc>
+        <w:tc>
+          <w:tcPr>
+            <w:tcW w:type="dxa" w:w="1836"/>
+            <w:vAlign w:val="center"/>
+            <w:tcMar>
+              <w:top w:w="45" w:type="dxa"/>
+              <w:bottom w:w="45" w:type="dxa"/>
+              <w:left w:w="45" w:type="dxa"/>
+              <w:right w:w="45" w:type="dxa"/>
+            </w:tcMar>
+          </w:tcPr>
+          <w:p>
+            <w:pPr>
+              <w:keepNext w:val="0"/>
+              <w:widowControl/>
+              <w:spacing w:line="252" w:lineRule="auto" w:before="20" w:after="20"/>
+              <w:ind w:left="0" w:right="0" w:firstLine="0"/>
+              <w:snapToGrid w:val="0"/>
+              <w:jc w:val="left"/>
+            </w:pPr>
+            <w:r>
+              <w:rPr>
+                <w:rFonts w:ascii="仿宋" w:hAnsi="仿宋" w:eastAsia="仿宋"/>
+                <w:b w:val="0"/>
+                <w:color w:val="000000"/>
+                <w:sz w:val="24"/>
+              </w:rPr>
+            </w:r>
+          </w:p>
+        </w:tc>
+        <w:tc>
+          <w:tcPr>
+            <w:tcW w:type="dxa" w:w="1582"/>
+            <w:vAlign w:val="center"/>
+            <w:tcMar>
+              <w:top w:w="45" w:type="dxa"/>
+              <w:bottom w:w="45" w:type="dxa"/>
+              <w:left w:w="45" w:type="dxa"/>
+              <w:right w:w="45" w:type="dxa"/>
+            </w:tcMar>
+          </w:tcPr>
+          <w:p>
+            <w:pPr>
+              <w:keepNext w:val="0"/>
+              <w:widowControl/>
+              <w:spacing w:line="252" w:lineRule="auto" w:before="20" w:after="20"/>
+              <w:ind w:left="0" w:right="0" w:firstLine="0"/>
+              <w:snapToGrid w:val="0"/>
+              <w:jc w:val="left"/>
+            </w:pPr>
+            <w:r>
+              <w:rPr>
+                <w:rFonts w:ascii="仿宋" w:hAnsi="仿宋" w:eastAsia="仿宋"/>
+                <w:b w:val="0"/>
+                <w:color w:val="000000"/>
+                <w:sz w:val="24"/>
+              </w:rPr>
+            </w:r>
+          </w:p>
+        </w:tc>
+        <w:tc>
+          <w:tcPr>
+            <w:tcW w:type="dxa" w:w="2147"/>
+            <w:vAlign w:val="center"/>
+            <w:tcMar>
+              <w:top w:w="45" w:type="dxa"/>
+              <w:bottom w:w="45" w:type="dxa"/>
+              <w:left w:w="45" w:type="dxa"/>
+              <w:right w:w="45" w:type="dxa"/>
+            </w:tcMar>
+          </w:tcPr>
+          <w:p>
+            <w:pPr>
+              <w:keepNext w:val="0"/>
+              <w:widowControl/>
+              <w:spacing w:line="252" w:lineRule="auto" w:before="20" w:after="20"/>
+              <w:ind w:left="0" w:right="0" w:firstLine="0"/>
+              <w:snapToGrid w:val="0"/>
+              <w:jc w:val="left"/>
+            </w:pPr>
+            <w:r>
+              <w:rPr>
+                <w:rFonts w:ascii="仿宋" w:hAnsi="仿宋" w:eastAsia="仿宋"/>
+                <w:b w:val="0"/>
+                <w:color w:val="000000"/>
+                <w:sz w:val="24"/>
               </w:rPr>
             </w:r>
           </w:p>
@@ -1268,30 +1269,30 @@
         </w:trPr>
         <w:tc>
           <w:tcPr>
-            <w:tcW w:type="dxa" w:w="794"/>
-            <w:vAlign w:val="center"/>
-            <w:tcMar>
-              <w:top w:w="45" w:type="dxa"/>
-              <w:bottom w:w="45" w:type="dxa"/>
-              <w:left w:w="45" w:type="dxa"/>
-              <w:right w:w="45" w:type="dxa"/>
-            </w:tcMar>
-          </w:tcPr>
-          <w:p>
-            <w:pPr>
-              <w:keepNext/>
-              <w:widowControl/>
-              <w:spacing w:line="252" w:lineRule="auto" w:before="20" w:after="20"/>
-              <w:ind w:left="0" w:right="0" w:firstLine="0"/>
-              <w:snapToGrid w:val="0"/>
-              <w:jc w:val="left"/>
-            </w:pPr>
-            <w:r>
-              <w:rPr>
-                <w:rFonts w:ascii="仿宋" w:hAnsi="仿宋" w:eastAsia="仿宋"/>
-                <w:b w:val="0"/>
-                <w:color w:val="000000"/>
-                <w:sz w:val="28"/>
+            <w:tcW w:type="dxa" w:w="791"/>
+            <w:vAlign w:val="center"/>
+            <w:tcMar>
+              <w:top w:w="45" w:type="dxa"/>
+              <w:bottom w:w="45" w:type="dxa"/>
+              <w:left w:w="45" w:type="dxa"/>
+              <w:right w:w="45" w:type="dxa"/>
+            </w:tcMar>
+          </w:tcPr>
+          <w:p>
+            <w:pPr>
+              <w:keepNext w:val="0"/>
+              <w:widowControl/>
+              <w:spacing w:line="252" w:lineRule="auto" w:before="20" w:after="20"/>
+              <w:ind w:left="0" w:right="0" w:firstLine="0"/>
+              <w:snapToGrid w:val="0"/>
+              <w:jc w:val="left"/>
+            </w:pPr>
+            <w:r>
+              <w:rPr>
+                <w:rFonts w:ascii="仿宋" w:hAnsi="仿宋" w:eastAsia="仿宋"/>
+                <w:b w:val="0"/>
+                <w:color w:val="000000"/>
+                <w:sz w:val="24"/>
               </w:rPr>
               <w:t>3</w:t>
             </w:r>
@@ -1299,150 +1300,150 @@
         </w:tc>
         <w:tc>
           <w:tcPr>
-            <w:tcW w:type="dxa" w:w="1134"/>
-            <w:vAlign w:val="center"/>
-            <w:tcMar>
-              <w:top w:w="45" w:type="dxa"/>
-              <w:bottom w:w="45" w:type="dxa"/>
-              <w:left w:w="45" w:type="dxa"/>
-              <w:right w:w="45" w:type="dxa"/>
-            </w:tcMar>
-          </w:tcPr>
-          <w:p>
-            <w:pPr>
-              <w:keepNext/>
-              <w:widowControl/>
-              <w:spacing w:line="252" w:lineRule="auto" w:before="20" w:after="20"/>
-              <w:ind w:left="0" w:right="0" w:firstLine="0"/>
-              <w:snapToGrid w:val="0"/>
-              <w:jc w:val="left"/>
-            </w:pPr>
-            <w:r>
-              <w:rPr>
-                <w:rFonts w:ascii="仿宋" w:hAnsi="仿宋" w:eastAsia="仿宋"/>
-                <w:b w:val="0"/>
-                <w:color w:val="000000"/>
-                <w:sz w:val="28"/>
-              </w:rPr>
-            </w:r>
-          </w:p>
-        </w:tc>
-        <w:tc>
-          <w:tcPr>
-            <w:tcW w:type="dxa" w:w="794"/>
-            <w:vAlign w:val="center"/>
-            <w:tcMar>
-              <w:top w:w="45" w:type="dxa"/>
-              <w:bottom w:w="45" w:type="dxa"/>
-              <w:left w:w="45" w:type="dxa"/>
-              <w:right w:w="45" w:type="dxa"/>
-            </w:tcMar>
-          </w:tcPr>
-          <w:p>
-            <w:pPr>
-              <w:keepNext/>
-              <w:widowControl/>
-              <w:spacing w:line="252" w:lineRule="auto" w:before="20" w:after="20"/>
-              <w:ind w:left="0" w:right="0" w:firstLine="0"/>
-              <w:snapToGrid w:val="0"/>
-              <w:jc w:val="left"/>
-            </w:pPr>
-            <w:r>
-              <w:rPr>
-                <w:rFonts w:ascii="仿宋" w:hAnsi="仿宋" w:eastAsia="仿宋"/>
-                <w:b w:val="0"/>
-                <w:color w:val="000000"/>
-                <w:sz w:val="28"/>
-              </w:rPr>
-            </w:r>
-          </w:p>
-        </w:tc>
-        <w:tc>
-          <w:tcPr>
-            <w:tcW w:type="dxa" w:w="1843"/>
-            <w:vAlign w:val="center"/>
-            <w:tcMar>
-              <w:top w:w="45" w:type="dxa"/>
-              <w:bottom w:w="45" w:type="dxa"/>
-              <w:left w:w="45" w:type="dxa"/>
-              <w:right w:w="45" w:type="dxa"/>
-            </w:tcMar>
-          </w:tcPr>
-          <w:p>
-            <w:pPr>
-              <w:keepNext/>
-              <w:widowControl/>
-              <w:spacing w:line="252" w:lineRule="auto" w:before="20" w:after="20"/>
-              <w:ind w:left="0" w:right="0" w:firstLine="0"/>
-              <w:snapToGrid w:val="0"/>
-              <w:jc w:val="left"/>
-            </w:pPr>
-            <w:r>
-              <w:rPr>
-                <w:rFonts w:ascii="仿宋" w:hAnsi="仿宋" w:eastAsia="仿宋"/>
-                <w:b w:val="0"/>
-                <w:color w:val="000000"/>
-                <w:sz w:val="28"/>
-              </w:rPr>
-            </w:r>
-          </w:p>
-        </w:tc>
-        <w:tc>
-          <w:tcPr>
-            <w:tcW w:type="dxa" w:w="1587"/>
-            <w:vAlign w:val="center"/>
-            <w:tcMar>
-              <w:top w:w="45" w:type="dxa"/>
-              <w:bottom w:w="45" w:type="dxa"/>
-              <w:left w:w="45" w:type="dxa"/>
-              <w:right w:w="45" w:type="dxa"/>
-            </w:tcMar>
-          </w:tcPr>
-          <w:p>
-            <w:pPr>
-              <w:keepNext/>
-              <w:widowControl/>
-              <w:spacing w:line="252" w:lineRule="auto" w:before="20" w:after="20"/>
-              <w:ind w:left="0" w:right="0" w:firstLine="0"/>
-              <w:snapToGrid w:val="0"/>
-              <w:jc w:val="left"/>
-            </w:pPr>
-            <w:r>
-              <w:rPr>
-                <w:rFonts w:ascii="仿宋" w:hAnsi="仿宋" w:eastAsia="仿宋"/>
-                <w:b w:val="0"/>
-                <w:color w:val="000000"/>
-                <w:sz w:val="28"/>
-              </w:rPr>
-            </w:r>
-          </w:p>
-        </w:tc>
-        <w:tc>
-          <w:tcPr>
-            <w:tcW w:type="dxa" w:w="2154"/>
-            <w:vAlign w:val="center"/>
-            <w:tcMar>
-              <w:top w:w="45" w:type="dxa"/>
-              <w:bottom w:w="45" w:type="dxa"/>
-              <w:left w:w="45" w:type="dxa"/>
-              <w:right w:w="45" w:type="dxa"/>
-            </w:tcMar>
-          </w:tcPr>
-          <w:p>
-            <w:pPr>
-              <w:keepNext/>
-              <w:widowControl/>
-              <w:spacing w:line="252" w:lineRule="auto" w:before="20" w:after="20"/>
-              <w:ind w:left="0" w:right="0" w:firstLine="0"/>
-              <w:snapToGrid w:val="0"/>
-              <w:jc w:val="left"/>
-            </w:pPr>
-            <w:r>
-              <w:rPr>
-                <w:rFonts w:ascii="仿宋" w:hAnsi="仿宋" w:eastAsia="仿宋"/>
-                <w:b w:val="0"/>
-                <w:color w:val="000000"/>
-                <w:sz w:val="28"/>
+            <w:tcW w:type="dxa" w:w="1130"/>
+            <w:vAlign w:val="center"/>
+            <w:tcMar>
+              <w:top w:w="45" w:type="dxa"/>
+              <w:bottom w:w="45" w:type="dxa"/>
+              <w:left w:w="45" w:type="dxa"/>
+              <w:right w:w="45" w:type="dxa"/>
+            </w:tcMar>
+          </w:tcPr>
+          <w:p>
+            <w:pPr>
+              <w:keepNext w:val="0"/>
+              <w:widowControl/>
+              <w:spacing w:line="252" w:lineRule="auto" w:before="20" w:after="20"/>
+              <w:ind w:left="0" w:right="0" w:firstLine="0"/>
+              <w:snapToGrid w:val="0"/>
+              <w:jc w:val="left"/>
+            </w:pPr>
+            <w:r>
+              <w:rPr>
+                <w:rFonts w:ascii="仿宋" w:hAnsi="仿宋" w:eastAsia="仿宋"/>
+                <w:b w:val="0"/>
+                <w:color w:val="000000"/>
+                <w:sz w:val="24"/>
+              </w:rPr>
+            </w:r>
+          </w:p>
+        </w:tc>
+        <w:tc>
+          <w:tcPr>
+            <w:tcW w:type="dxa" w:w="791"/>
+            <w:vAlign w:val="center"/>
+            <w:tcMar>
+              <w:top w:w="45" w:type="dxa"/>
+              <w:bottom w:w="45" w:type="dxa"/>
+              <w:left w:w="45" w:type="dxa"/>
+              <w:right w:w="45" w:type="dxa"/>
+            </w:tcMar>
+          </w:tcPr>
+          <w:p>
+            <w:pPr>
+              <w:keepNext w:val="0"/>
+              <w:widowControl/>
+              <w:spacing w:line="252" w:lineRule="auto" w:before="20" w:after="20"/>
+              <w:ind w:left="0" w:right="0" w:firstLine="0"/>
+              <w:snapToGrid w:val="0"/>
+              <w:jc w:val="left"/>
+            </w:pPr>
+            <w:r>
+              <w:rPr>
+                <w:rFonts w:ascii="仿宋" w:hAnsi="仿宋" w:eastAsia="仿宋"/>
+                <w:b w:val="0"/>
+                <w:color w:val="000000"/>
+                <w:sz w:val="24"/>
+              </w:rPr>
+            </w:r>
+          </w:p>
+        </w:tc>
+        <w:tc>
+          <w:tcPr>
+            <w:tcW w:type="dxa" w:w="1836"/>
+            <w:vAlign w:val="center"/>
+            <w:tcMar>
+              <w:top w:w="45" w:type="dxa"/>
+              <w:bottom w:w="45" w:type="dxa"/>
+              <w:left w:w="45" w:type="dxa"/>
+              <w:right w:w="45" w:type="dxa"/>
+            </w:tcMar>
+          </w:tcPr>
+          <w:p>
+            <w:pPr>
+              <w:keepNext w:val="0"/>
+              <w:widowControl/>
+              <w:spacing w:line="252" w:lineRule="auto" w:before="20" w:after="20"/>
+              <w:ind w:left="0" w:right="0" w:firstLine="0"/>
+              <w:snapToGrid w:val="0"/>
+              <w:jc w:val="left"/>
+            </w:pPr>
+            <w:r>
+              <w:rPr>
+                <w:rFonts w:ascii="仿宋" w:hAnsi="仿宋" w:eastAsia="仿宋"/>
+                <w:b w:val="0"/>
+                <w:color w:val="000000"/>
+                <w:sz w:val="24"/>
+              </w:rPr>
+            </w:r>
+          </w:p>
+        </w:tc>
+        <w:tc>
+          <w:tcPr>
+            <w:tcW w:type="dxa" w:w="1582"/>
+            <w:vAlign w:val="center"/>
+            <w:tcMar>
+              <w:top w:w="45" w:type="dxa"/>
+              <w:bottom w:w="45" w:type="dxa"/>
+              <w:left w:w="45" w:type="dxa"/>
+              <w:right w:w="45" w:type="dxa"/>
+            </w:tcMar>
+          </w:tcPr>
+          <w:p>
+            <w:pPr>
+              <w:keepNext w:val="0"/>
+              <w:widowControl/>
+              <w:spacing w:line="252" w:lineRule="auto" w:before="20" w:after="20"/>
+              <w:ind w:left="0" w:right="0" w:firstLine="0"/>
+              <w:snapToGrid w:val="0"/>
+              <w:jc w:val="left"/>
+            </w:pPr>
+            <w:r>
+              <w:rPr>
+                <w:rFonts w:ascii="仿宋" w:hAnsi="仿宋" w:eastAsia="仿宋"/>
+                <w:b w:val="0"/>
+                <w:color w:val="000000"/>
+                <w:sz w:val="24"/>
+              </w:rPr>
+            </w:r>
+          </w:p>
+        </w:tc>
+        <w:tc>
+          <w:tcPr>
+            <w:tcW w:type="dxa" w:w="2147"/>
+            <w:vAlign w:val="center"/>
+            <w:tcMar>
+              <w:top w:w="45" w:type="dxa"/>
+              <w:bottom w:w="45" w:type="dxa"/>
+              <w:left w:w="45" w:type="dxa"/>
+              <w:right w:w="45" w:type="dxa"/>
+            </w:tcMar>
+          </w:tcPr>
+          <w:p>
+            <w:pPr>
+              <w:keepNext w:val="0"/>
+              <w:widowControl/>
+              <w:spacing w:line="252" w:lineRule="auto" w:before="20" w:after="20"/>
+              <w:ind w:left="0" w:right="0" w:firstLine="0"/>
+              <w:snapToGrid w:val="0"/>
+              <w:jc w:val="left"/>
+            </w:pPr>
+            <w:r>
+              <w:rPr>
+                <w:rFonts w:ascii="仿宋" w:hAnsi="仿宋" w:eastAsia="仿宋"/>
+                <w:b w:val="0"/>
+                <w:color w:val="000000"/>
+                <w:sz w:val="24"/>
               </w:rPr>
             </w:r>
           </w:p>
@@ -1454,30 +1455,30 @@
         </w:trPr>
         <w:tc>
           <w:tcPr>
-            <w:tcW w:type="dxa" w:w="794"/>
-            <w:vAlign w:val="center"/>
-            <w:tcMar>
-              <w:top w:w="45" w:type="dxa"/>
-              <w:bottom w:w="45" w:type="dxa"/>
-              <w:left w:w="45" w:type="dxa"/>
-              <w:right w:w="45" w:type="dxa"/>
-            </w:tcMar>
-          </w:tcPr>
-          <w:p>
-            <w:pPr>
-              <w:keepNext/>
-              <w:widowControl/>
-              <w:spacing w:line="252" w:lineRule="auto" w:before="20" w:after="20"/>
-              <w:ind w:left="0" w:right="0" w:firstLine="0"/>
-              <w:snapToGrid w:val="0"/>
-              <w:jc w:val="left"/>
-            </w:pPr>
-            <w:r>
-              <w:rPr>
-                <w:rFonts w:ascii="仿宋" w:hAnsi="仿宋" w:eastAsia="仿宋"/>
-                <w:b w:val="0"/>
-                <w:color w:val="000000"/>
-                <w:sz w:val="28"/>
+            <w:tcW w:type="dxa" w:w="791"/>
+            <w:vAlign w:val="center"/>
+            <w:tcMar>
+              <w:top w:w="45" w:type="dxa"/>
+              <w:bottom w:w="45" w:type="dxa"/>
+              <w:left w:w="45" w:type="dxa"/>
+              <w:right w:w="45" w:type="dxa"/>
+            </w:tcMar>
+          </w:tcPr>
+          <w:p>
+            <w:pPr>
+              <w:keepNext w:val="0"/>
+              <w:widowControl/>
+              <w:spacing w:line="252" w:lineRule="auto" w:before="20" w:after="20"/>
+              <w:ind w:left="0" w:right="0" w:firstLine="0"/>
+              <w:snapToGrid w:val="0"/>
+              <w:jc w:val="left"/>
+            </w:pPr>
+            <w:r>
+              <w:rPr>
+                <w:rFonts w:ascii="仿宋" w:hAnsi="仿宋" w:eastAsia="仿宋"/>
+                <w:b w:val="0"/>
+                <w:color w:val="000000"/>
+                <w:sz w:val="24"/>
               </w:rPr>
               <w:t>4</w:t>
             </w:r>
@@ -1485,150 +1486,150 @@
         </w:tc>
         <w:tc>
           <w:tcPr>
-            <w:tcW w:type="dxa" w:w="1134"/>
-            <w:vAlign w:val="center"/>
-            <w:tcMar>
-              <w:top w:w="45" w:type="dxa"/>
-              <w:bottom w:w="45" w:type="dxa"/>
-              <w:left w:w="45" w:type="dxa"/>
-              <w:right w:w="45" w:type="dxa"/>
-            </w:tcMar>
-          </w:tcPr>
-          <w:p>
-            <w:pPr>
-              <w:keepNext/>
-              <w:widowControl/>
-              <w:spacing w:line="252" w:lineRule="auto" w:before="20" w:after="20"/>
-              <w:ind w:left="0" w:right="0" w:firstLine="0"/>
-              <w:snapToGrid w:val="0"/>
-              <w:jc w:val="left"/>
-            </w:pPr>
-            <w:r>
-              <w:rPr>
-                <w:rFonts w:ascii="仿宋" w:hAnsi="仿宋" w:eastAsia="仿宋"/>
-                <w:b w:val="0"/>
-                <w:color w:val="000000"/>
-                <w:sz w:val="28"/>
-              </w:rPr>
-            </w:r>
-          </w:p>
-        </w:tc>
-        <w:tc>
-          <w:tcPr>
-            <w:tcW w:type="dxa" w:w="794"/>
-            <w:vAlign w:val="center"/>
-            <w:tcMar>
-              <w:top w:w="45" w:type="dxa"/>
-              <w:bottom w:w="45" w:type="dxa"/>
-              <w:left w:w="45" w:type="dxa"/>
-              <w:right w:w="45" w:type="dxa"/>
-            </w:tcMar>
-          </w:tcPr>
-          <w:p>
-            <w:pPr>
-              <w:keepNext/>
-              <w:widowControl/>
-              <w:spacing w:line="252" w:lineRule="auto" w:before="20" w:after="20"/>
-              <w:ind w:left="0" w:right="0" w:firstLine="0"/>
-              <w:snapToGrid w:val="0"/>
-              <w:jc w:val="left"/>
-            </w:pPr>
-            <w:r>
-              <w:rPr>
-                <w:rFonts w:ascii="仿宋" w:hAnsi="仿宋" w:eastAsia="仿宋"/>
-                <w:b w:val="0"/>
-                <w:color w:val="000000"/>
-                <w:sz w:val="28"/>
-              </w:rPr>
-            </w:r>
-          </w:p>
-        </w:tc>
-        <w:tc>
-          <w:tcPr>
-            <w:tcW w:type="dxa" w:w="1843"/>
-            <w:vAlign w:val="center"/>
-            <w:tcMar>
-              <w:top w:w="45" w:type="dxa"/>
-              <w:bottom w:w="45" w:type="dxa"/>
-              <w:left w:w="45" w:type="dxa"/>
-              <w:right w:w="45" w:type="dxa"/>
-            </w:tcMar>
-          </w:tcPr>
-          <w:p>
-            <w:pPr>
-              <w:keepNext/>
-              <w:widowControl/>
-              <w:spacing w:line="252" w:lineRule="auto" w:before="20" w:after="20"/>
-              <w:ind w:left="0" w:right="0" w:firstLine="0"/>
-              <w:snapToGrid w:val="0"/>
-              <w:jc w:val="left"/>
-            </w:pPr>
-            <w:r>
-              <w:rPr>
-                <w:rFonts w:ascii="仿宋" w:hAnsi="仿宋" w:eastAsia="仿宋"/>
-                <w:b w:val="0"/>
-                <w:color w:val="000000"/>
-                <w:sz w:val="28"/>
-              </w:rPr>
-            </w:r>
-          </w:p>
-        </w:tc>
-        <w:tc>
-          <w:tcPr>
-            <w:tcW w:type="dxa" w:w="1587"/>
-            <w:vAlign w:val="center"/>
-            <w:tcMar>
-              <w:top w:w="45" w:type="dxa"/>
-              <w:bottom w:w="45" w:type="dxa"/>
-              <w:left w:w="45" w:type="dxa"/>
-              <w:right w:w="45" w:type="dxa"/>
-            </w:tcMar>
-          </w:tcPr>
-          <w:p>
-            <w:pPr>
-              <w:keepNext/>
-              <w:widowControl/>
-              <w:spacing w:line="252" w:lineRule="auto" w:before="20" w:after="20"/>
-              <w:ind w:left="0" w:right="0" w:firstLine="0"/>
-              <w:snapToGrid w:val="0"/>
-              <w:jc w:val="left"/>
-            </w:pPr>
-            <w:r>
-              <w:rPr>
-                <w:rFonts w:ascii="仿宋" w:hAnsi="仿宋" w:eastAsia="仿宋"/>
-                <w:b w:val="0"/>
-                <w:color w:val="000000"/>
-                <w:sz w:val="28"/>
-              </w:rPr>
-            </w:r>
-          </w:p>
-        </w:tc>
-        <w:tc>
-          <w:tcPr>
-            <w:tcW w:type="dxa" w:w="2154"/>
-            <w:vAlign w:val="center"/>
-            <w:tcMar>
-              <w:top w:w="45" w:type="dxa"/>
-              <w:bottom w:w="45" w:type="dxa"/>
-              <w:left w:w="45" w:type="dxa"/>
-              <w:right w:w="45" w:type="dxa"/>
-            </w:tcMar>
-          </w:tcPr>
-          <w:p>
-            <w:pPr>
-              <w:keepNext/>
-              <w:widowControl/>
-              <w:spacing w:line="252" w:lineRule="auto" w:before="20" w:after="20"/>
-              <w:ind w:left="0" w:right="0" w:firstLine="0"/>
-              <w:snapToGrid w:val="0"/>
-              <w:jc w:val="left"/>
-            </w:pPr>
-            <w:r>
-              <w:rPr>
-                <w:rFonts w:ascii="仿宋" w:hAnsi="仿宋" w:eastAsia="仿宋"/>
-                <w:b w:val="0"/>
-                <w:color w:val="000000"/>
-                <w:sz w:val="28"/>
+            <w:tcW w:type="dxa" w:w="1130"/>
+            <w:vAlign w:val="center"/>
+            <w:tcMar>
+              <w:top w:w="45" w:type="dxa"/>
+              <w:bottom w:w="45" w:type="dxa"/>
+              <w:left w:w="45" w:type="dxa"/>
+              <w:right w:w="45" w:type="dxa"/>
+            </w:tcMar>
+          </w:tcPr>
+          <w:p>
+            <w:pPr>
+              <w:keepNext w:val="0"/>
+              <w:widowControl/>
+              <w:spacing w:line="252" w:lineRule="auto" w:before="20" w:after="20"/>
+              <w:ind w:left="0" w:right="0" w:firstLine="0"/>
+              <w:snapToGrid w:val="0"/>
+              <w:jc w:val="left"/>
+            </w:pPr>
+            <w:r>
+              <w:rPr>
+                <w:rFonts w:ascii="仿宋" w:hAnsi="仿宋" w:eastAsia="仿宋"/>
+                <w:b w:val="0"/>
+                <w:color w:val="000000"/>
+                <w:sz w:val="24"/>
+              </w:rPr>
+            </w:r>
+          </w:p>
+        </w:tc>
+        <w:tc>
+          <w:tcPr>
+            <w:tcW w:type="dxa" w:w="791"/>
+            <w:vAlign w:val="center"/>
+            <w:tcMar>
+              <w:top w:w="45" w:type="dxa"/>
+              <w:bottom w:w="45" w:type="dxa"/>
+              <w:left w:w="45" w:type="dxa"/>
+              <w:right w:w="45" w:type="dxa"/>
+            </w:tcMar>
+          </w:tcPr>
+          <w:p>
+            <w:pPr>
+              <w:keepNext w:val="0"/>
+              <w:widowControl/>
+              <w:spacing w:line="252" w:lineRule="auto" w:before="20" w:after="20"/>
+              <w:ind w:left="0" w:right="0" w:firstLine="0"/>
+              <w:snapToGrid w:val="0"/>
+              <w:jc w:val="left"/>
+            </w:pPr>
+            <w:r>
+              <w:rPr>
+                <w:rFonts w:ascii="仿宋" w:hAnsi="仿宋" w:eastAsia="仿宋"/>
+                <w:b w:val="0"/>
+                <w:color w:val="000000"/>
+                <w:sz w:val="24"/>
+              </w:rPr>
+            </w:r>
+          </w:p>
+        </w:tc>
+        <w:tc>
+          <w:tcPr>
+            <w:tcW w:type="dxa" w:w="1836"/>
+            <w:vAlign w:val="center"/>
+            <w:tcMar>
+              <w:top w:w="45" w:type="dxa"/>
+              <w:bottom w:w="45" w:type="dxa"/>
+              <w:left w:w="45" w:type="dxa"/>
+              <w:right w:w="45" w:type="dxa"/>
+            </w:tcMar>
+          </w:tcPr>
+          <w:p>
+            <w:pPr>
+              <w:keepNext w:val="0"/>
+              <w:widowControl/>
+              <w:spacing w:line="252" w:lineRule="auto" w:before="20" w:after="20"/>
+              <w:ind w:left="0" w:right="0" w:firstLine="0"/>
+              <w:snapToGrid w:val="0"/>
+              <w:jc w:val="left"/>
+            </w:pPr>
+            <w:r>
+              <w:rPr>
+                <w:rFonts w:ascii="仿宋" w:hAnsi="仿宋" w:eastAsia="仿宋"/>
+                <w:b w:val="0"/>
+                <w:color w:val="000000"/>
+                <w:sz w:val="24"/>
+              </w:rPr>
+            </w:r>
+          </w:p>
+        </w:tc>
+        <w:tc>
+          <w:tcPr>
+            <w:tcW w:type="dxa" w:w="1582"/>
+            <w:vAlign w:val="center"/>
+            <w:tcMar>
+              <w:top w:w="45" w:type="dxa"/>
+              <w:bottom w:w="45" w:type="dxa"/>
+              <w:left w:w="45" w:type="dxa"/>
+              <w:right w:w="45" w:type="dxa"/>
+            </w:tcMar>
+          </w:tcPr>
+          <w:p>
+            <w:pPr>
+              <w:keepNext w:val="0"/>
+              <w:widowControl/>
+              <w:spacing w:line="252" w:lineRule="auto" w:before="20" w:after="20"/>
+              <w:ind w:left="0" w:right="0" w:firstLine="0"/>
+              <w:snapToGrid w:val="0"/>
+              <w:jc w:val="left"/>
+            </w:pPr>
+            <w:r>
+              <w:rPr>
+                <w:rFonts w:ascii="仿宋" w:hAnsi="仿宋" w:eastAsia="仿宋"/>
+                <w:b w:val="0"/>
+                <w:color w:val="000000"/>
+                <w:sz w:val="24"/>
+              </w:rPr>
+            </w:r>
+          </w:p>
+        </w:tc>
+        <w:tc>
+          <w:tcPr>
+            <w:tcW w:type="dxa" w:w="2147"/>
+            <w:vAlign w:val="center"/>
+            <w:tcMar>
+              <w:top w:w="45" w:type="dxa"/>
+              <w:bottom w:w="45" w:type="dxa"/>
+              <w:left w:w="45" w:type="dxa"/>
+              <w:right w:w="45" w:type="dxa"/>
+            </w:tcMar>
+          </w:tcPr>
+          <w:p>
+            <w:pPr>
+              <w:keepNext w:val="0"/>
+              <w:widowControl/>
+              <w:spacing w:line="252" w:lineRule="auto" w:before="20" w:after="20"/>
+              <w:ind w:left="0" w:right="0" w:firstLine="0"/>
+              <w:snapToGrid w:val="0"/>
+              <w:jc w:val="left"/>
+            </w:pPr>
+            <w:r>
+              <w:rPr>
+                <w:rFonts w:ascii="仿宋" w:hAnsi="仿宋" w:eastAsia="仿宋"/>
+                <w:b w:val="0"/>
+                <w:color w:val="000000"/>
+                <w:sz w:val="24"/>
               </w:rPr>
             </w:r>
           </w:p>
@@ -1640,30 +1641,30 @@
         </w:trPr>
         <w:tc>
           <w:tcPr>
-            <w:tcW w:type="dxa" w:w="794"/>
-            <w:vAlign w:val="center"/>
-            <w:tcMar>
-              <w:top w:w="45" w:type="dxa"/>
-              <w:bottom w:w="45" w:type="dxa"/>
-              <w:left w:w="45" w:type="dxa"/>
-              <w:right w:w="45" w:type="dxa"/>
-            </w:tcMar>
-          </w:tcPr>
-          <w:p>
-            <w:pPr>
-              <w:keepNext w:val="0"/>
-              <w:widowControl/>
-              <w:spacing w:line="252" w:lineRule="auto" w:before="20" w:after="20"/>
-              <w:ind w:left="0" w:right="0" w:firstLine="0"/>
-              <w:snapToGrid w:val="0"/>
-              <w:jc w:val="left"/>
-            </w:pPr>
-            <w:r>
-              <w:rPr>
-                <w:rFonts w:ascii="仿宋" w:hAnsi="仿宋" w:eastAsia="仿宋"/>
-                <w:b w:val="0"/>
-                <w:color w:val="000000"/>
-                <w:sz w:val="28"/>
+            <w:tcW w:type="dxa" w:w="791"/>
+            <w:vAlign w:val="center"/>
+            <w:tcMar>
+              <w:top w:w="45" w:type="dxa"/>
+              <w:bottom w:w="45" w:type="dxa"/>
+              <w:left w:w="45" w:type="dxa"/>
+              <w:right w:w="45" w:type="dxa"/>
+            </w:tcMar>
+          </w:tcPr>
+          <w:p>
+            <w:pPr>
+              <w:keepNext w:val="0"/>
+              <w:widowControl/>
+              <w:spacing w:line="252" w:lineRule="auto" w:before="20" w:after="20"/>
+              <w:ind w:left="0" w:right="0" w:firstLine="0"/>
+              <w:snapToGrid w:val="0"/>
+              <w:jc w:val="left"/>
+            </w:pPr>
+            <w:r>
+              <w:rPr>
+                <w:rFonts w:ascii="仿宋" w:hAnsi="仿宋" w:eastAsia="仿宋"/>
+                <w:b w:val="0"/>
+                <w:color w:val="000000"/>
+                <w:sz w:val="24"/>
               </w:rPr>
               <w:t>5</w:t>
             </w:r>
@@ -1671,150 +1672,150 @@
         </w:tc>
         <w:tc>
           <w:tcPr>
-            <w:tcW w:type="dxa" w:w="1134"/>
-            <w:vAlign w:val="center"/>
-            <w:tcMar>
-              <w:top w:w="45" w:type="dxa"/>
-              <w:bottom w:w="45" w:type="dxa"/>
-              <w:left w:w="45" w:type="dxa"/>
-              <w:right w:w="45" w:type="dxa"/>
-            </w:tcMar>
-          </w:tcPr>
-          <w:p>
-            <w:pPr>
-              <w:keepNext w:val="0"/>
-              <w:widowControl/>
-              <w:spacing w:line="252" w:lineRule="auto" w:before="20" w:after="20"/>
-              <w:ind w:left="0" w:right="0" w:firstLine="0"/>
-              <w:snapToGrid w:val="0"/>
-              <w:jc w:val="left"/>
-            </w:pPr>
-            <w:r>
-              <w:rPr>
-                <w:rFonts w:ascii="仿宋" w:hAnsi="仿宋" w:eastAsia="仿宋"/>
-                <w:b w:val="0"/>
-                <w:color w:val="000000"/>
-                <w:sz w:val="28"/>
-              </w:rPr>
-            </w:r>
-          </w:p>
-        </w:tc>
-        <w:tc>
-          <w:tcPr>
-            <w:tcW w:type="dxa" w:w="794"/>
-            <w:vAlign w:val="center"/>
-            <w:tcMar>
-              <w:top w:w="45" w:type="dxa"/>
-              <w:bottom w:w="45" w:type="dxa"/>
-              <w:left w:w="45" w:type="dxa"/>
-              <w:right w:w="45" w:type="dxa"/>
-            </w:tcMar>
-          </w:tcPr>
-          <w:p>
-            <w:pPr>
-              <w:keepNext w:val="0"/>
-              <w:widowControl/>
-              <w:spacing w:line="252" w:lineRule="auto" w:before="20" w:after="20"/>
-              <w:ind w:left="0" w:right="0" w:firstLine="0"/>
-              <w:snapToGrid w:val="0"/>
-              <w:jc w:val="left"/>
-            </w:pPr>
-            <w:r>
-              <w:rPr>
-                <w:rFonts w:ascii="仿宋" w:hAnsi="仿宋" w:eastAsia="仿宋"/>
-                <w:b w:val="0"/>
-                <w:color w:val="000000"/>
-                <w:sz w:val="28"/>
-              </w:rPr>
-            </w:r>
-          </w:p>
-        </w:tc>
-        <w:tc>
-          <w:tcPr>
-            <w:tcW w:type="dxa" w:w="1843"/>
-            <w:vAlign w:val="center"/>
-            <w:tcMar>
-              <w:top w:w="45" w:type="dxa"/>
-              <w:bottom w:w="45" w:type="dxa"/>
-              <w:left w:w="45" w:type="dxa"/>
-              <w:right w:w="45" w:type="dxa"/>
-            </w:tcMar>
-          </w:tcPr>
-          <w:p>
-            <w:pPr>
-              <w:keepNext w:val="0"/>
-              <w:widowControl/>
-              <w:spacing w:line="252" w:lineRule="auto" w:before="20" w:after="20"/>
-              <w:ind w:left="0" w:right="0" w:firstLine="0"/>
-              <w:snapToGrid w:val="0"/>
-              <w:jc w:val="left"/>
-            </w:pPr>
-            <w:r>
-              <w:rPr>
-                <w:rFonts w:ascii="仿宋" w:hAnsi="仿宋" w:eastAsia="仿宋"/>
-                <w:b w:val="0"/>
-                <w:color w:val="000000"/>
-                <w:sz w:val="28"/>
-              </w:rPr>
-            </w:r>
-          </w:p>
-        </w:tc>
-        <w:tc>
-          <w:tcPr>
-            <w:tcW w:type="dxa" w:w="1587"/>
-            <w:vAlign w:val="center"/>
-            <w:tcMar>
-              <w:top w:w="45" w:type="dxa"/>
-              <w:bottom w:w="45" w:type="dxa"/>
-              <w:left w:w="45" w:type="dxa"/>
-              <w:right w:w="45" w:type="dxa"/>
-            </w:tcMar>
-          </w:tcPr>
-          <w:p>
-            <w:pPr>
-              <w:keepNext w:val="0"/>
-              <w:widowControl/>
-              <w:spacing w:line="252" w:lineRule="auto" w:before="20" w:after="20"/>
-              <w:ind w:left="0" w:right="0" w:firstLine="0"/>
-              <w:snapToGrid w:val="0"/>
-              <w:jc w:val="left"/>
-            </w:pPr>
-            <w:r>
-              <w:rPr>
-                <w:rFonts w:ascii="仿宋" w:hAnsi="仿宋" w:eastAsia="仿宋"/>
-                <w:b w:val="0"/>
-                <w:color w:val="000000"/>
-                <w:sz w:val="28"/>
-              </w:rPr>
-            </w:r>
-          </w:p>
-        </w:tc>
-        <w:tc>
-          <w:tcPr>
-            <w:tcW w:type="dxa" w:w="2154"/>
-            <w:vAlign w:val="center"/>
-            <w:tcMar>
-              <w:top w:w="45" w:type="dxa"/>
-              <w:bottom w:w="45" w:type="dxa"/>
-              <w:left w:w="45" w:type="dxa"/>
-              <w:right w:w="45" w:type="dxa"/>
-            </w:tcMar>
-          </w:tcPr>
-          <w:p>
-            <w:pPr>
-              <w:keepNext w:val="0"/>
-              <w:widowControl/>
-              <w:spacing w:line="252" w:lineRule="auto" w:before="20" w:after="20"/>
-              <w:ind w:left="0" w:right="0" w:firstLine="0"/>
-              <w:snapToGrid w:val="0"/>
-              <w:jc w:val="left"/>
-            </w:pPr>
-            <w:r>
-              <w:rPr>
-                <w:rFonts w:ascii="仿宋" w:hAnsi="仿宋" w:eastAsia="仿宋"/>
-                <w:b w:val="0"/>
-                <w:color w:val="000000"/>
-                <w:sz w:val="28"/>
+            <w:tcW w:type="dxa" w:w="1130"/>
+            <w:vAlign w:val="center"/>
+            <w:tcMar>
+              <w:top w:w="45" w:type="dxa"/>
+              <w:bottom w:w="45" w:type="dxa"/>
+              <w:left w:w="45" w:type="dxa"/>
+              <w:right w:w="45" w:type="dxa"/>
+            </w:tcMar>
+          </w:tcPr>
+          <w:p>
+            <w:pPr>
+              <w:keepNext w:val="0"/>
+              <w:widowControl/>
+              <w:spacing w:line="252" w:lineRule="auto" w:before="20" w:after="20"/>
+              <w:ind w:left="0" w:right="0" w:firstLine="0"/>
+              <w:snapToGrid w:val="0"/>
+              <w:jc w:val="left"/>
+            </w:pPr>
+            <w:r>
+              <w:rPr>
+                <w:rFonts w:ascii="仿宋" w:hAnsi="仿宋" w:eastAsia="仿宋"/>
+                <w:b w:val="0"/>
+                <w:color w:val="000000"/>
+                <w:sz w:val="24"/>
+              </w:rPr>
+            </w:r>
+          </w:p>
+        </w:tc>
+        <w:tc>
+          <w:tcPr>
+            <w:tcW w:type="dxa" w:w="791"/>
+            <w:vAlign w:val="center"/>
+            <w:tcMar>
+              <w:top w:w="45" w:type="dxa"/>
+              <w:bottom w:w="45" w:type="dxa"/>
+              <w:left w:w="45" w:type="dxa"/>
+              <w:right w:w="45" w:type="dxa"/>
+            </w:tcMar>
+          </w:tcPr>
+          <w:p>
+            <w:pPr>
+              <w:keepNext w:val="0"/>
+              <w:widowControl/>
+              <w:spacing w:line="252" w:lineRule="auto" w:before="20" w:after="20"/>
+              <w:ind w:left="0" w:right="0" w:firstLine="0"/>
+              <w:snapToGrid w:val="0"/>
+              <w:jc w:val="left"/>
+            </w:pPr>
+            <w:r>
+              <w:rPr>
+                <w:rFonts w:ascii="仿宋" w:hAnsi="仿宋" w:eastAsia="仿宋"/>
+                <w:b w:val="0"/>
+                <w:color w:val="000000"/>
+                <w:sz w:val="24"/>
+              </w:rPr>
+            </w:r>
+          </w:p>
+        </w:tc>
+        <w:tc>
+          <w:tcPr>
+            <w:tcW w:type="dxa" w:w="1836"/>
+            <w:vAlign w:val="center"/>
+            <w:tcMar>
+              <w:top w:w="45" w:type="dxa"/>
+              <w:bottom w:w="45" w:type="dxa"/>
+              <w:left w:w="45" w:type="dxa"/>
+              <w:right w:w="45" w:type="dxa"/>
+            </w:tcMar>
+          </w:tcPr>
+          <w:p>
+            <w:pPr>
+              <w:keepNext w:val="0"/>
+              <w:widowControl/>
+              <w:spacing w:line="252" w:lineRule="auto" w:before="20" w:after="20"/>
+              <w:ind w:left="0" w:right="0" w:firstLine="0"/>
+              <w:snapToGrid w:val="0"/>
+              <w:jc w:val="left"/>
+            </w:pPr>
+            <w:r>
+              <w:rPr>
+                <w:rFonts w:ascii="仿宋" w:hAnsi="仿宋" w:eastAsia="仿宋"/>
+                <w:b w:val="0"/>
+                <w:color w:val="000000"/>
+                <w:sz w:val="24"/>
+              </w:rPr>
+            </w:r>
+          </w:p>
+        </w:tc>
+        <w:tc>
+          <w:tcPr>
+            <w:tcW w:type="dxa" w:w="1582"/>
+            <w:vAlign w:val="center"/>
+            <w:tcMar>
+              <w:top w:w="45" w:type="dxa"/>
+              <w:bottom w:w="45" w:type="dxa"/>
+              <w:left w:w="45" w:type="dxa"/>
+              <w:right w:w="45" w:type="dxa"/>
+            </w:tcMar>
+          </w:tcPr>
+          <w:p>
+            <w:pPr>
+              <w:keepNext w:val="0"/>
+              <w:widowControl/>
+              <w:spacing w:line="252" w:lineRule="auto" w:before="20" w:after="20"/>
+              <w:ind w:left="0" w:right="0" w:firstLine="0"/>
+              <w:snapToGrid w:val="0"/>
+              <w:jc w:val="left"/>
+            </w:pPr>
+            <w:r>
+              <w:rPr>
+                <w:rFonts w:ascii="仿宋" w:hAnsi="仿宋" w:eastAsia="仿宋"/>
+                <w:b w:val="0"/>
+                <w:color w:val="000000"/>
+                <w:sz w:val="24"/>
+              </w:rPr>
+            </w:r>
+          </w:p>
+        </w:tc>
+        <w:tc>
+          <w:tcPr>
+            <w:tcW w:type="dxa" w:w="2147"/>
+            <w:vAlign w:val="center"/>
+            <w:tcMar>
+              <w:top w:w="45" w:type="dxa"/>
+              <w:bottom w:w="45" w:type="dxa"/>
+              <w:left w:w="45" w:type="dxa"/>
+              <w:right w:w="45" w:type="dxa"/>
+            </w:tcMar>
+          </w:tcPr>
+          <w:p>
+            <w:pPr>
+              <w:keepNext w:val="0"/>
+              <w:widowControl/>
+              <w:spacing w:line="252" w:lineRule="auto" w:before="20" w:after="20"/>
+              <w:ind w:left="0" w:right="0" w:firstLine="0"/>
+              <w:snapToGrid w:val="0"/>
+              <w:jc w:val="left"/>
+            </w:pPr>
+            <w:r>
+              <w:rPr>
+                <w:rFonts w:ascii="仿宋" w:hAnsi="仿宋" w:eastAsia="仿宋"/>
+                <w:b w:val="0"/>
+                <w:color w:val="000000"/>
+                <w:sz w:val="24"/>
               </w:rPr>
             </w:r>
           </w:p>
@@ -1847,10 +1848,10 @@
       </w:pPr>
       <w:r>
         <w:rPr>
-          <w:rFonts w:ascii="宋体" w:hAnsi="宋体" w:eastAsia="宋体"/>
+          <w:rFonts w:ascii="仿宋" w:hAnsi="仿宋" w:eastAsia="仿宋"/>
           <w:b/>
           <w:color w:val="000000"/>
-          <w:sz w:val="28"/>
+          <w:sz w:val="24"/>
         </w:rPr>
         <w:t>指导教师</w:t>
       </w:r>
@@ -1871,12 +1872,12 @@
         </w:tblBorders>
       </w:tblPr>
       <w:tblGrid>
-        <w:gridCol w:w="794"/>
-        <w:gridCol w:w="1134"/>
-        <w:gridCol w:w="794"/>
-        <w:gridCol w:w="1843"/>
-        <w:gridCol w:w="1871"/>
-        <w:gridCol w:w="1871"/>
+        <w:gridCol w:w="791"/>
+        <w:gridCol w:w="1130"/>
+        <w:gridCol w:w="791"/>
+        <w:gridCol w:w="1836"/>
+        <w:gridCol w:w="1864"/>
+        <w:gridCol w:w="1864"/>
       </w:tblGrid>
       <w:tr>
         <w:trPr>
@@ -1885,7 +1886,7 @@
         </w:trPr>
         <w:tc>
           <w:tcPr>
-            <w:tcW w:type="dxa" w:w="794"/>
+            <w:tcW w:type="dxa" w:w="791"/>
             <w:vAlign w:val="center"/>
             <w:tcMar>
               <w:top w:w="45" w:type="dxa"/>
@@ -1897,7 +1898,7 @@
           </w:tcPr>
           <w:p>
             <w:pPr>
-              <w:keepNext/>
+              <w:keepNext w:val="0"/>
               <w:widowControl/>
               <w:spacing w:line="252" w:lineRule="auto" w:before="20" w:after="20"/>
               <w:ind w:left="0" w:right="0" w:firstLine="0"/>
@@ -1909,7 +1910,7 @@
                 <w:rFonts w:ascii="仿宋" w:hAnsi="仿宋" w:eastAsia="仿宋"/>
                 <w:b/>
                 <w:color w:val="000000"/>
-                <w:sz w:val="28"/>
+                <w:sz w:val="24"/>
               </w:rPr>
               <w:t>序号</w:t>
             </w:r>
@@ -1917,7 +1918,7 @@
         </w:tc>
         <w:tc>
           <w:tcPr>
-            <w:tcW w:type="dxa" w:w="1134"/>
+            <w:tcW w:type="dxa" w:w="1130"/>
             <w:vAlign w:val="center"/>
             <w:tcMar>
               <w:top w:w="45" w:type="dxa"/>
@@ -1929,7 +1930,7 @@
           </w:tcPr>
           <w:p>
             <w:pPr>
-              <w:keepNext/>
+              <w:keepNext w:val="0"/>
               <w:widowControl/>
               <w:spacing w:line="252" w:lineRule="auto" w:before="20" w:after="20"/>
               <w:ind w:left="0" w:right="0" w:firstLine="0"/>
@@ -1941,7 +1942,7 @@
                 <w:rFonts w:ascii="仿宋" w:hAnsi="仿宋" w:eastAsia="仿宋"/>
                 <w:b/>
                 <w:color w:val="000000"/>
-                <w:sz w:val="28"/>
+                <w:sz w:val="24"/>
               </w:rPr>
               <w:t>姓名</w:t>
             </w:r>
@@ -1949,7 +1950,7 @@
         </w:tc>
         <w:tc>
           <w:tcPr>
-            <w:tcW w:type="dxa" w:w="794"/>
+            <w:tcW w:type="dxa" w:w="791"/>
             <w:vAlign w:val="center"/>
             <w:tcMar>
               <w:top w:w="45" w:type="dxa"/>
@@ -1961,7 +1962,7 @@
           </w:tcPr>
           <w:p>
             <w:pPr>
-              <w:keepNext/>
+              <w:keepNext w:val="0"/>
               <w:widowControl/>
               <w:spacing w:line="252" w:lineRule="auto" w:before="20" w:after="20"/>
               <w:ind w:left="0" w:right="0" w:firstLine="0"/>
@@ -1973,7 +1974,7 @@
                 <w:rFonts w:ascii="仿宋" w:hAnsi="仿宋" w:eastAsia="仿宋"/>
                 <w:b/>
                 <w:color w:val="000000"/>
-                <w:sz w:val="28"/>
+                <w:sz w:val="24"/>
               </w:rPr>
               <w:t>性别</w:t>
             </w:r>
@@ -1981,7 +1982,7 @@
         </w:tc>
         <w:tc>
           <w:tcPr>
-            <w:tcW w:type="dxa" w:w="1843"/>
+            <w:tcW w:type="dxa" w:w="1836"/>
             <w:vAlign w:val="center"/>
             <w:tcMar>
               <w:top w:w="45" w:type="dxa"/>
@@ -1993,7 +1994,7 @@
           </w:tcPr>
           <w:p>
             <w:pPr>
-              <w:keepNext/>
+              <w:keepNext w:val="0"/>
               <w:widowControl/>
               <w:spacing w:line="252" w:lineRule="auto" w:before="20" w:after="20"/>
               <w:ind w:left="0" w:right="0" w:firstLine="0"/>
@@ -2005,7 +2006,7 @@
                 <w:rFonts w:ascii="仿宋" w:hAnsi="仿宋" w:eastAsia="仿宋"/>
                 <w:b/>
                 <w:color w:val="000000"/>
-                <w:sz w:val="28"/>
+                <w:sz w:val="24"/>
               </w:rPr>
               <w:t>联系方式</w:t>
             </w:r>
@@ -2013,7 +2014,7 @@
         </w:tc>
         <w:tc>
           <w:tcPr>
-            <w:tcW w:type="dxa" w:w="1871"/>
+            <w:tcW w:type="dxa" w:w="1864"/>
             <w:vAlign w:val="center"/>
             <w:tcMar>
               <w:top w:w="45" w:type="dxa"/>
@@ -2025,7 +2026,7 @@
           </w:tcPr>
           <w:p>
             <w:pPr>
-              <w:keepNext/>
+              <w:keepNext w:val="0"/>
               <w:widowControl/>
               <w:spacing w:line="252" w:lineRule="auto" w:before="20" w:after="20"/>
               <w:ind w:left="0" w:right="0" w:firstLine="0"/>
@@ -2037,7 +2038,7 @@
                 <w:rFonts w:ascii="仿宋" w:hAnsi="仿宋" w:eastAsia="仿宋"/>
                 <w:b/>
                 <w:color w:val="000000"/>
-                <w:sz w:val="28"/>
+                <w:sz w:val="24"/>
               </w:rPr>
               <w:t>专业</w:t>
             </w:r>
@@ -2045,7 +2046,7 @@
         </w:tc>
         <w:tc>
           <w:tcPr>
-            <w:tcW w:type="dxa" w:w="1871"/>
+            <w:tcW w:type="dxa" w:w="1864"/>
             <w:vAlign w:val="center"/>
             <w:tcMar>
               <w:top w:w="45" w:type="dxa"/>
@@ -2057,7 +2058,7 @@
           </w:tcPr>
           <w:p>
             <w:pPr>
-              <w:keepNext/>
+              <w:keepNext w:val="0"/>
               <w:widowControl/>
               <w:spacing w:line="252" w:lineRule="auto" w:before="20" w:after="20"/>
               <w:ind w:left="0" w:right="0" w:firstLine="0"/>
@@ -2069,7 +2070,7 @@
                 <w:rFonts w:ascii="仿宋" w:hAnsi="仿宋" w:eastAsia="仿宋"/>
                 <w:b/>
                 <w:color w:val="000000"/>
-                <w:sz w:val="28"/>
+                <w:sz w:val="24"/>
               </w:rPr>
               <w:t>职称</w:t>
             </w:r>
@@ -2082,30 +2083,30 @@
         </w:trPr>
         <w:tc>
           <w:tcPr>
-            <w:tcW w:type="dxa" w:w="794"/>
-            <w:vAlign w:val="center"/>
-            <w:tcMar>
-              <w:top w:w="45" w:type="dxa"/>
-              <w:bottom w:w="45" w:type="dxa"/>
-              <w:left w:w="45" w:type="dxa"/>
-              <w:right w:w="45" w:type="dxa"/>
-            </w:tcMar>
-          </w:tcPr>
-          <w:p>
-            <w:pPr>
-              <w:keepNext/>
-              <w:widowControl/>
-              <w:spacing w:line="252" w:lineRule="auto" w:before="20" w:after="20"/>
-              <w:ind w:left="0" w:right="0" w:firstLine="0"/>
-              <w:snapToGrid w:val="0"/>
-              <w:jc w:val="left"/>
-            </w:pPr>
-            <w:r>
-              <w:rPr>
-                <w:rFonts w:ascii="仿宋" w:hAnsi="仿宋" w:eastAsia="仿宋"/>
-                <w:b w:val="0"/>
-                <w:color w:val="000000"/>
-                <w:sz w:val="28"/>
+            <w:tcW w:type="dxa" w:w="791"/>
+            <w:vAlign w:val="center"/>
+            <w:tcMar>
+              <w:top w:w="45" w:type="dxa"/>
+              <w:bottom w:w="45" w:type="dxa"/>
+              <w:left w:w="45" w:type="dxa"/>
+              <w:right w:w="45" w:type="dxa"/>
+            </w:tcMar>
+          </w:tcPr>
+          <w:p>
+            <w:pPr>
+              <w:keepNext w:val="0"/>
+              <w:widowControl/>
+              <w:spacing w:line="252" w:lineRule="auto" w:before="20" w:after="20"/>
+              <w:ind w:left="0" w:right="0" w:firstLine="0"/>
+              <w:snapToGrid w:val="0"/>
+              <w:jc w:val="left"/>
+            </w:pPr>
+            <w:r>
+              <w:rPr>
+                <w:rFonts w:ascii="仿宋" w:hAnsi="仿宋" w:eastAsia="仿宋"/>
+                <w:b w:val="0"/>
+                <w:color w:val="000000"/>
+                <w:sz w:val="24"/>
               </w:rPr>
               <w:t>1</w:t>
             </w:r>
@@ -2113,150 +2114,150 @@
         </w:tc>
         <w:tc>
           <w:tcPr>
-            <w:tcW w:type="dxa" w:w="1134"/>
-            <w:vAlign w:val="center"/>
-            <w:tcMar>
-              <w:top w:w="45" w:type="dxa"/>
-              <w:bottom w:w="45" w:type="dxa"/>
-              <w:left w:w="45" w:type="dxa"/>
-              <w:right w:w="45" w:type="dxa"/>
-            </w:tcMar>
-          </w:tcPr>
-          <w:p>
-            <w:pPr>
-              <w:keepNext/>
-              <w:widowControl/>
-              <w:spacing w:line="252" w:lineRule="auto" w:before="20" w:after="20"/>
-              <w:ind w:left="0" w:right="0" w:firstLine="0"/>
-              <w:snapToGrid w:val="0"/>
-              <w:jc w:val="left"/>
-            </w:pPr>
-            <w:r>
-              <w:rPr>
-                <w:rFonts w:ascii="仿宋" w:hAnsi="仿宋" w:eastAsia="仿宋"/>
-                <w:b w:val="0"/>
-                <w:color w:val="000000"/>
-                <w:sz w:val="28"/>
-              </w:rPr>
-            </w:r>
-          </w:p>
-        </w:tc>
-        <w:tc>
-          <w:tcPr>
-            <w:tcW w:type="dxa" w:w="794"/>
-            <w:vAlign w:val="center"/>
-            <w:tcMar>
-              <w:top w:w="45" w:type="dxa"/>
-              <w:bottom w:w="45" w:type="dxa"/>
-              <w:left w:w="45" w:type="dxa"/>
-              <w:right w:w="45" w:type="dxa"/>
-            </w:tcMar>
-          </w:tcPr>
-          <w:p>
-            <w:pPr>
-              <w:keepNext/>
-              <w:widowControl/>
-              <w:spacing w:line="252" w:lineRule="auto" w:before="20" w:after="20"/>
-              <w:ind w:left="0" w:right="0" w:firstLine="0"/>
-              <w:snapToGrid w:val="0"/>
-              <w:jc w:val="left"/>
-            </w:pPr>
-            <w:r>
-              <w:rPr>
-                <w:rFonts w:ascii="仿宋" w:hAnsi="仿宋" w:eastAsia="仿宋"/>
-                <w:b w:val="0"/>
-                <w:color w:val="000000"/>
-                <w:sz w:val="28"/>
-              </w:rPr>
-            </w:r>
-          </w:p>
-        </w:tc>
-        <w:tc>
-          <w:tcPr>
-            <w:tcW w:type="dxa" w:w="1843"/>
-            <w:vAlign w:val="center"/>
-            <w:tcMar>
-              <w:top w:w="45" w:type="dxa"/>
-              <w:bottom w:w="45" w:type="dxa"/>
-              <w:left w:w="45" w:type="dxa"/>
-              <w:right w:w="45" w:type="dxa"/>
-            </w:tcMar>
-          </w:tcPr>
-          <w:p>
-            <w:pPr>
-              <w:keepNext/>
-              <w:widowControl/>
-              <w:spacing w:line="252" w:lineRule="auto" w:before="20" w:after="20"/>
-              <w:ind w:left="0" w:right="0" w:firstLine="0"/>
-              <w:snapToGrid w:val="0"/>
-              <w:jc w:val="left"/>
-            </w:pPr>
-            <w:r>
-              <w:rPr>
-                <w:rFonts w:ascii="仿宋" w:hAnsi="仿宋" w:eastAsia="仿宋"/>
-                <w:b w:val="0"/>
-                <w:color w:val="000000"/>
-                <w:sz w:val="28"/>
-              </w:rPr>
-            </w:r>
-          </w:p>
-        </w:tc>
-        <w:tc>
-          <w:tcPr>
-            <w:tcW w:type="dxa" w:w="1871"/>
-            <w:vAlign w:val="center"/>
-            <w:tcMar>
-              <w:top w:w="45" w:type="dxa"/>
-              <w:bottom w:w="45" w:type="dxa"/>
-              <w:left w:w="45" w:type="dxa"/>
-              <w:right w:w="45" w:type="dxa"/>
-            </w:tcMar>
-          </w:tcPr>
-          <w:p>
-            <w:pPr>
-              <w:keepNext/>
-              <w:widowControl/>
-              <w:spacing w:line="252" w:lineRule="auto" w:before="20" w:after="20"/>
-              <w:ind w:left="0" w:right="0" w:firstLine="0"/>
-              <w:snapToGrid w:val="0"/>
-              <w:jc w:val="left"/>
-            </w:pPr>
-            <w:r>
-              <w:rPr>
-                <w:rFonts w:ascii="仿宋" w:hAnsi="仿宋" w:eastAsia="仿宋"/>
-                <w:b w:val="0"/>
-                <w:color w:val="000000"/>
-                <w:sz w:val="28"/>
-              </w:rPr>
-            </w:r>
-          </w:p>
-        </w:tc>
-        <w:tc>
-          <w:tcPr>
-            <w:tcW w:type="dxa" w:w="1871"/>
-            <w:vAlign w:val="center"/>
-            <w:tcMar>
-              <w:top w:w="45" w:type="dxa"/>
-              <w:bottom w:w="45" w:type="dxa"/>
-              <w:left w:w="45" w:type="dxa"/>
-              <w:right w:w="45" w:type="dxa"/>
-            </w:tcMar>
-          </w:tcPr>
-          <w:p>
-            <w:pPr>
-              <w:keepNext/>
-              <w:widowControl/>
-              <w:spacing w:line="252" w:lineRule="auto" w:before="20" w:after="20"/>
-              <w:ind w:left="0" w:right="0" w:firstLine="0"/>
-              <w:snapToGrid w:val="0"/>
-              <w:jc w:val="left"/>
-            </w:pPr>
-            <w:r>
-              <w:rPr>
-                <w:rFonts w:ascii="仿宋" w:hAnsi="仿宋" w:eastAsia="仿宋"/>
-                <w:b w:val="0"/>
-                <w:color w:val="000000"/>
-                <w:sz w:val="28"/>
+            <w:tcW w:type="dxa" w:w="1130"/>
+            <w:vAlign w:val="center"/>
+            <w:tcMar>
+              <w:top w:w="45" w:type="dxa"/>
+              <w:bottom w:w="45" w:type="dxa"/>
+              <w:left w:w="45" w:type="dxa"/>
+              <w:right w:w="45" w:type="dxa"/>
+            </w:tcMar>
+          </w:tcPr>
+          <w:p>
+            <w:pPr>
+              <w:keepNext w:val="0"/>
+              <w:widowControl/>
+              <w:spacing w:line="252" w:lineRule="auto" w:before="20" w:after="20"/>
+              <w:ind w:left="0" w:right="0" w:firstLine="0"/>
+              <w:snapToGrid w:val="0"/>
+              <w:jc w:val="left"/>
+            </w:pPr>
+            <w:r>
+              <w:rPr>
+                <w:rFonts w:ascii="仿宋" w:hAnsi="仿宋" w:eastAsia="仿宋"/>
+                <w:b w:val="0"/>
+                <w:color w:val="000000"/>
+                <w:sz w:val="24"/>
+              </w:rPr>
+            </w:r>
+          </w:p>
+        </w:tc>
+        <w:tc>
+          <w:tcPr>
+            <w:tcW w:type="dxa" w:w="791"/>
+            <w:vAlign w:val="center"/>
+            <w:tcMar>
+              <w:top w:w="45" w:type="dxa"/>
+              <w:bottom w:w="45" w:type="dxa"/>
+              <w:left w:w="45" w:type="dxa"/>
+              <w:right w:w="45" w:type="dxa"/>
+            </w:tcMar>
+          </w:tcPr>
+          <w:p>
+            <w:pPr>
+              <w:keepNext w:val="0"/>
+              <w:widowControl/>
+              <w:spacing w:line="252" w:lineRule="auto" w:before="20" w:after="20"/>
+              <w:ind w:left="0" w:right="0" w:firstLine="0"/>
+              <w:snapToGrid w:val="0"/>
+              <w:jc w:val="left"/>
+            </w:pPr>
+            <w:r>
+              <w:rPr>
+                <w:rFonts w:ascii="仿宋" w:hAnsi="仿宋" w:eastAsia="仿宋"/>
+                <w:b w:val="0"/>
+                <w:color w:val="000000"/>
+                <w:sz w:val="24"/>
+              </w:rPr>
+            </w:r>
+          </w:p>
+        </w:tc>
+        <w:tc>
+          <w:tcPr>
+            <w:tcW w:type="dxa" w:w="1836"/>
+            <w:vAlign w:val="center"/>
+            <w:tcMar>
+              <w:top w:w="45" w:type="dxa"/>
+              <w:bottom w:w="45" w:type="dxa"/>
+              <w:left w:w="45" w:type="dxa"/>
+              <w:right w:w="45" w:type="dxa"/>
+            </w:tcMar>
+          </w:tcPr>
+          <w:p>
+            <w:pPr>
+              <w:keepNext w:val="0"/>
+              <w:widowControl/>
+              <w:spacing w:line="252" w:lineRule="auto" w:before="20" w:after="20"/>
+              <w:ind w:left="0" w:right="0" w:firstLine="0"/>
+              <w:snapToGrid w:val="0"/>
+              <w:jc w:val="left"/>
+            </w:pPr>
+            <w:r>
+              <w:rPr>
+                <w:rFonts w:ascii="仿宋" w:hAnsi="仿宋" w:eastAsia="仿宋"/>
+                <w:b w:val="0"/>
+                <w:color w:val="000000"/>
+                <w:sz w:val="24"/>
+              </w:rPr>
+            </w:r>
+          </w:p>
+        </w:tc>
+        <w:tc>
+          <w:tcPr>
+            <w:tcW w:type="dxa" w:w="1864"/>
+            <w:vAlign w:val="center"/>
+            <w:tcMar>
+              <w:top w:w="45" w:type="dxa"/>
+              <w:bottom w:w="45" w:type="dxa"/>
+              <w:left w:w="45" w:type="dxa"/>
+              <w:right w:w="45" w:type="dxa"/>
+            </w:tcMar>
+          </w:tcPr>
+          <w:p>
+            <w:pPr>
+              <w:keepNext w:val="0"/>
+              <w:widowControl/>
+              <w:spacing w:line="252" w:lineRule="auto" w:before="20" w:after="20"/>
+              <w:ind w:left="0" w:right="0" w:firstLine="0"/>
+              <w:snapToGrid w:val="0"/>
+              <w:jc w:val="left"/>
+            </w:pPr>
+            <w:r>
+              <w:rPr>
+                <w:rFonts w:ascii="仿宋" w:hAnsi="仿宋" w:eastAsia="仿宋"/>
+                <w:b w:val="0"/>
+                <w:color w:val="000000"/>
+                <w:sz w:val="24"/>
+              </w:rPr>
+            </w:r>
+          </w:p>
+        </w:tc>
+        <w:tc>
+          <w:tcPr>
+            <w:tcW w:type="dxa" w:w="1864"/>
+            <w:vAlign w:val="center"/>
+            <w:tcMar>
+              <w:top w:w="45" w:type="dxa"/>
+              <w:bottom w:w="45" w:type="dxa"/>
+              <w:left w:w="45" w:type="dxa"/>
+              <w:right w:w="45" w:type="dxa"/>
+            </w:tcMar>
+          </w:tcPr>
+          <w:p>
+            <w:pPr>
+              <w:keepNext w:val="0"/>
+              <w:widowControl/>
+              <w:spacing w:line="252" w:lineRule="auto" w:before="20" w:after="20"/>
+              <w:ind w:left="0" w:right="0" w:firstLine="0"/>
+              <w:snapToGrid w:val="0"/>
+              <w:jc w:val="left"/>
+            </w:pPr>
+            <w:r>
+              <w:rPr>
+                <w:rFonts w:ascii="仿宋" w:hAnsi="仿宋" w:eastAsia="仿宋"/>
+                <w:b w:val="0"/>
+                <w:color w:val="000000"/>
+                <w:sz w:val="24"/>
               </w:rPr>
             </w:r>
           </w:p>
@@ -2268,30 +2269,30 @@
         </w:trPr>
         <w:tc>
           <w:tcPr>
-            <w:tcW w:type="dxa" w:w="794"/>
-            <w:vAlign w:val="center"/>
-            <w:tcMar>
-              <w:top w:w="45" w:type="dxa"/>
-              <w:bottom w:w="45" w:type="dxa"/>
-              <w:left w:w="45" w:type="dxa"/>
-              <w:right w:w="45" w:type="dxa"/>
-            </w:tcMar>
-          </w:tcPr>
-          <w:p>
-            <w:pPr>
-              <w:keepNext w:val="0"/>
-              <w:widowControl/>
-              <w:spacing w:line="252" w:lineRule="auto" w:before="20" w:after="20"/>
-              <w:ind w:left="0" w:right="0" w:firstLine="0"/>
-              <w:snapToGrid w:val="0"/>
-              <w:jc w:val="left"/>
-            </w:pPr>
-            <w:r>
-              <w:rPr>
-                <w:rFonts w:ascii="仿宋" w:hAnsi="仿宋" w:eastAsia="仿宋"/>
-                <w:b w:val="0"/>
-                <w:color w:val="000000"/>
-                <w:sz w:val="28"/>
+            <w:tcW w:type="dxa" w:w="791"/>
+            <w:vAlign w:val="center"/>
+            <w:tcMar>
+              <w:top w:w="45" w:type="dxa"/>
+              <w:bottom w:w="45" w:type="dxa"/>
+              <w:left w:w="45" w:type="dxa"/>
+              <w:right w:w="45" w:type="dxa"/>
+            </w:tcMar>
+          </w:tcPr>
+          <w:p>
+            <w:pPr>
+              <w:keepNext w:val="0"/>
+              <w:widowControl/>
+              <w:spacing w:line="252" w:lineRule="auto" w:before="20" w:after="20"/>
+              <w:ind w:left="0" w:right="0" w:firstLine="0"/>
+              <w:snapToGrid w:val="0"/>
+              <w:jc w:val="left"/>
+            </w:pPr>
+            <w:r>
+              <w:rPr>
+                <w:rFonts w:ascii="仿宋" w:hAnsi="仿宋" w:eastAsia="仿宋"/>
+                <w:b w:val="0"/>
+                <w:color w:val="000000"/>
+                <w:sz w:val="24"/>
               </w:rPr>
               <w:t>2</w:t>
             </w:r>
@@ -2299,150 +2300,150 @@
         </w:tc>
         <w:tc>
           <w:tcPr>
-            <w:tcW w:type="dxa" w:w="1134"/>
-            <w:vAlign w:val="center"/>
-            <w:tcMar>
-              <w:top w:w="45" w:type="dxa"/>
-              <w:bottom w:w="45" w:type="dxa"/>
-              <w:left w:w="45" w:type="dxa"/>
-              <w:right w:w="45" w:type="dxa"/>
-            </w:tcMar>
-          </w:tcPr>
-          <w:p>
-            <w:pPr>
-              <w:keepNext w:val="0"/>
-              <w:widowControl/>
-              <w:spacing w:line="252" w:lineRule="auto" w:before="20" w:after="20"/>
-              <w:ind w:left="0" w:right="0" w:firstLine="0"/>
-              <w:snapToGrid w:val="0"/>
-              <w:jc w:val="left"/>
-            </w:pPr>
-            <w:r>
-              <w:rPr>
-                <w:rFonts w:ascii="仿宋" w:hAnsi="仿宋" w:eastAsia="仿宋"/>
-                <w:b w:val="0"/>
-                <w:color w:val="000000"/>
-                <w:sz w:val="28"/>
-              </w:rPr>
-            </w:r>
-          </w:p>
-        </w:tc>
-        <w:tc>
-          <w:tcPr>
-            <w:tcW w:type="dxa" w:w="794"/>
-            <w:vAlign w:val="center"/>
-            <w:tcMar>
-              <w:top w:w="45" w:type="dxa"/>
-              <w:bottom w:w="45" w:type="dxa"/>
-              <w:left w:w="45" w:type="dxa"/>
-              <w:right w:w="45" w:type="dxa"/>
-            </w:tcMar>
-          </w:tcPr>
-          <w:p>
-            <w:pPr>
-              <w:keepNext w:val="0"/>
-              <w:widowControl/>
-              <w:spacing w:line="252" w:lineRule="auto" w:before="20" w:after="20"/>
-              <w:ind w:left="0" w:right="0" w:firstLine="0"/>
-              <w:snapToGrid w:val="0"/>
-              <w:jc w:val="left"/>
-            </w:pPr>
-            <w:r>
-              <w:rPr>
-                <w:rFonts w:ascii="仿宋" w:hAnsi="仿宋" w:eastAsia="仿宋"/>
-                <w:b w:val="0"/>
-                <w:color w:val="000000"/>
-                <w:sz w:val="28"/>
-              </w:rPr>
-            </w:r>
-          </w:p>
-        </w:tc>
-        <w:tc>
-          <w:tcPr>
-            <w:tcW w:type="dxa" w:w="1843"/>
-            <w:vAlign w:val="center"/>
-            <w:tcMar>
-              <w:top w:w="45" w:type="dxa"/>
-              <w:bottom w:w="45" w:type="dxa"/>
-              <w:left w:w="45" w:type="dxa"/>
-              <w:right w:w="45" w:type="dxa"/>
-            </w:tcMar>
-          </w:tcPr>
-          <w:p>
-            <w:pPr>
-              <w:keepNext w:val="0"/>
-              <w:widowControl/>
-              <w:spacing w:line="252" w:lineRule="auto" w:before="20" w:after="20"/>
-              <w:ind w:left="0" w:right="0" w:firstLine="0"/>
-              <w:snapToGrid w:val="0"/>
-              <w:jc w:val="left"/>
-            </w:pPr>
-            <w:r>
-              <w:rPr>
-                <w:rFonts w:ascii="仿宋" w:hAnsi="仿宋" w:eastAsia="仿宋"/>
-                <w:b w:val="0"/>
-                <w:color w:val="000000"/>
-                <w:sz w:val="28"/>
-              </w:rPr>
-            </w:r>
-          </w:p>
-        </w:tc>
-        <w:tc>
-          <w:tcPr>
-            <w:tcW w:type="dxa" w:w="1871"/>
-            <w:vAlign w:val="center"/>
-            <w:tcMar>
-              <w:top w:w="45" w:type="dxa"/>
-              <w:bottom w:w="45" w:type="dxa"/>
-              <w:left w:w="45" w:type="dxa"/>
-              <w:right w:w="45" w:type="dxa"/>
-            </w:tcMar>
-          </w:tcPr>
-          <w:p>
-            <w:pPr>
-              <w:keepNext w:val="0"/>
-              <w:widowControl/>
-              <w:spacing w:line="252" w:lineRule="auto" w:before="20" w:after="20"/>
-              <w:ind w:left="0" w:right="0" w:firstLine="0"/>
-              <w:snapToGrid w:val="0"/>
-              <w:jc w:val="left"/>
-            </w:pPr>
-            <w:r>
-              <w:rPr>
-                <w:rFonts w:ascii="仿宋" w:hAnsi="仿宋" w:eastAsia="仿宋"/>
-                <w:b w:val="0"/>
-                <w:color w:val="000000"/>
-                <w:sz w:val="28"/>
-              </w:rPr>
-            </w:r>
-          </w:p>
-        </w:tc>
-        <w:tc>
-          <w:tcPr>
-            <w:tcW w:type="dxa" w:w="1871"/>
-            <w:vAlign w:val="center"/>
-            <w:tcMar>
-              <w:top w:w="45" w:type="dxa"/>
-              <w:bottom w:w="45" w:type="dxa"/>
-              <w:left w:w="45" w:type="dxa"/>
-              <w:right w:w="45" w:type="dxa"/>
-            </w:tcMar>
-          </w:tcPr>
-          <w:p>
-            <w:pPr>
-              <w:keepNext w:val="0"/>
-              <w:widowControl/>
-              <w:spacing w:line="252" w:lineRule="auto" w:before="20" w:after="20"/>
-              <w:ind w:left="0" w:right="0" w:firstLine="0"/>
-              <w:snapToGrid w:val="0"/>
-              <w:jc w:val="left"/>
-            </w:pPr>
-            <w:r>
-              <w:rPr>
-                <w:rFonts w:ascii="仿宋" w:hAnsi="仿宋" w:eastAsia="仿宋"/>
-                <w:b w:val="0"/>
-                <w:color w:val="000000"/>
-                <w:sz w:val="28"/>
+            <w:tcW w:type="dxa" w:w="1130"/>
+            <w:vAlign w:val="center"/>
+            <w:tcMar>
+              <w:top w:w="45" w:type="dxa"/>
+              <w:bottom w:w="45" w:type="dxa"/>
+              <w:left w:w="45" w:type="dxa"/>
+              <w:right w:w="45" w:type="dxa"/>
+            </w:tcMar>
+          </w:tcPr>
+          <w:p>
+            <w:pPr>
+              <w:keepNext w:val="0"/>
+              <w:widowControl/>
+              <w:spacing w:line="252" w:lineRule="auto" w:before="20" w:after="20"/>
+              <w:ind w:left="0" w:right="0" w:firstLine="0"/>
+              <w:snapToGrid w:val="0"/>
+              <w:jc w:val="left"/>
+            </w:pPr>
+            <w:r>
+              <w:rPr>
+                <w:rFonts w:ascii="仿宋" w:hAnsi="仿宋" w:eastAsia="仿宋"/>
+                <w:b w:val="0"/>
+                <w:color w:val="000000"/>
+                <w:sz w:val="24"/>
+              </w:rPr>
+            </w:r>
+          </w:p>
+        </w:tc>
+        <w:tc>
+          <w:tcPr>
+            <w:tcW w:type="dxa" w:w="791"/>
+            <w:vAlign w:val="center"/>
+            <w:tcMar>
+              <w:top w:w="45" w:type="dxa"/>
+              <w:bottom w:w="45" w:type="dxa"/>
+              <w:left w:w="45" w:type="dxa"/>
+              <w:right w:w="45" w:type="dxa"/>
+            </w:tcMar>
+          </w:tcPr>
+          <w:p>
+            <w:pPr>
+              <w:keepNext w:val="0"/>
+              <w:widowControl/>
+              <w:spacing w:line="252" w:lineRule="auto" w:before="20" w:after="20"/>
+              <w:ind w:left="0" w:right="0" w:firstLine="0"/>
+              <w:snapToGrid w:val="0"/>
+              <w:jc w:val="left"/>
+            </w:pPr>
+            <w:r>
+              <w:rPr>
+                <w:rFonts w:ascii="仿宋" w:hAnsi="仿宋" w:eastAsia="仿宋"/>
+                <w:b w:val="0"/>
+                <w:color w:val="000000"/>
+                <w:sz w:val="24"/>
+              </w:rPr>
+            </w:r>
+          </w:p>
+        </w:tc>
+        <w:tc>
+          <w:tcPr>
+            <w:tcW w:type="dxa" w:w="1836"/>
+            <w:vAlign w:val="center"/>
+            <w:tcMar>
+              <w:top w:w="45" w:type="dxa"/>
+              <w:bottom w:w="45" w:type="dxa"/>
+              <w:left w:w="45" w:type="dxa"/>
+              <w:right w:w="45" w:type="dxa"/>
+            </w:tcMar>
+          </w:tcPr>
+          <w:p>
+            <w:pPr>
+              <w:keepNext w:val="0"/>
+              <w:widowControl/>
+              <w:spacing w:line="252" w:lineRule="auto" w:before="20" w:after="20"/>
+              <w:ind w:left="0" w:right="0" w:firstLine="0"/>
+              <w:snapToGrid w:val="0"/>
+              <w:jc w:val="left"/>
+            </w:pPr>
+            <w:r>
+              <w:rPr>
+                <w:rFonts w:ascii="仿宋" w:hAnsi="仿宋" w:eastAsia="仿宋"/>
+                <w:b w:val="0"/>
+                <w:color w:val="000000"/>
+                <w:sz w:val="24"/>
+              </w:rPr>
+            </w:r>
+          </w:p>
+        </w:tc>
+        <w:tc>
+          <w:tcPr>
+            <w:tcW w:type="dxa" w:w="1864"/>
+            <w:vAlign w:val="center"/>
+            <w:tcMar>
+              <w:top w:w="45" w:type="dxa"/>
+              <w:bottom w:w="45" w:type="dxa"/>
+              <w:left w:w="45" w:type="dxa"/>
+              <w:right w:w="45" w:type="dxa"/>
+            </w:tcMar>
+          </w:tcPr>
+          <w:p>
+            <w:pPr>
+              <w:keepNext w:val="0"/>
+              <w:widowControl/>
+              <w:spacing w:line="252" w:lineRule="auto" w:before="20" w:after="20"/>
+              <w:ind w:left="0" w:right="0" w:firstLine="0"/>
+              <w:snapToGrid w:val="0"/>
+              <w:jc w:val="left"/>
+            </w:pPr>
+            <w:r>
+              <w:rPr>
+                <w:rFonts w:ascii="仿宋" w:hAnsi="仿宋" w:eastAsia="仿宋"/>
+                <w:b w:val="0"/>
+                <w:color w:val="000000"/>
+                <w:sz w:val="24"/>
+              </w:rPr>
+            </w:r>
+          </w:p>
+        </w:tc>
+        <w:tc>
+          <w:tcPr>
+            <w:tcW w:type="dxa" w:w="1864"/>
+            <w:vAlign w:val="center"/>
+            <w:tcMar>
+              <w:top w:w="45" w:type="dxa"/>
+              <w:bottom w:w="45" w:type="dxa"/>
+              <w:left w:w="45" w:type="dxa"/>
+              <w:right w:w="45" w:type="dxa"/>
+            </w:tcMar>
+          </w:tcPr>
+          <w:p>
+            <w:pPr>
+              <w:keepNext w:val="0"/>
+              <w:widowControl/>
+              <w:spacing w:line="252" w:lineRule="auto" w:before="20" w:after="20"/>
+              <w:ind w:left="0" w:right="0" w:firstLine="0"/>
+              <w:snapToGrid w:val="0"/>
+              <w:jc w:val="left"/>
+            </w:pPr>
+            <w:r>
+              <w:rPr>
+                <w:rFonts w:ascii="仿宋" w:hAnsi="仿宋" w:eastAsia="仿宋"/>
+                <w:b w:val="0"/>
+                <w:color w:val="000000"/>
+                <w:sz w:val="24"/>
               </w:rPr>
             </w:r>
           </w:p>
@@ -2476,7 +2477,7 @@
           <w:rFonts w:ascii="仿宋" w:hAnsi="仿宋" w:eastAsia="仿宋"/>
           <w:b w:val="0"/>
           <w:color w:val="000000"/>
-          <w:sz w:val="28"/>
+          <w:sz w:val="24"/>
         </w:rPr>
         <w:t>说明：参赛者顺序应与报名系统一致，获奖证书人员排序以报名系统填写顺序为准。</w:t>
       </w:r>
@@ -2494,10 +2495,10 @@
       </w:pPr>
       <w:r>
         <w:rPr>
-          <w:rFonts w:ascii="宋体" w:hAnsi="宋体" w:eastAsia="宋体"/>
+          <w:rFonts w:ascii="仿宋" w:hAnsi="仿宋" w:eastAsia="仿宋"/>
           <w:b/>
           <w:color w:val="000000"/>
-          <w:sz w:val="28"/>
+          <w:sz w:val="24"/>
         </w:rPr>
         <w:t>作品信息表 续</w:t>
       </w:r>
@@ -2515,10 +2516,10 @@
       </w:pPr>
       <w:r>
         <w:rPr>
-          <w:rFonts w:ascii="宋体" w:hAnsi="宋体" w:eastAsia="宋体"/>
+          <w:rFonts w:ascii="仿宋" w:hAnsi="仿宋" w:eastAsia="仿宋"/>
           <w:b/>
           <w:color w:val="000000"/>
-          <w:sz w:val="28"/>
+          <w:sz w:val="24"/>
         </w:rPr>
         <w:t>作品内容简介 限300字以内</w:t>
       </w:r>
@@ -2528,7 +2529,7 @@
         <w:keepNext w:val="0"/>
         <w:widowControl/>
         <w:spacing w:line="300" w:lineRule="auto" w:before="0" w:after="100"/>
-        <w:ind w:left="0" w:right="0" w:firstLine="560"/>
+        <w:ind w:left="0" w:right="0" w:firstLine="480"/>
         <w:snapToGrid w:val="0"/>
         <w:jc w:val="both"/>
       </w:pPr>
@@ -2537,9 +2538,9 @@
           <w:rFonts w:ascii="仿宋" w:hAnsi="仿宋" w:eastAsia="仿宋"/>
           <w:b w:val="0"/>
           <w:color w:val="000000"/>
-          <w:sz w:val="28"/>
+          <w:sz w:val="24"/>
         </w:rPr>
-        <w:t>面向校园和园区末端配送，构建可编辑地图、风险航路、两起降场选址及多机错峰调度的一体化Python仿真系统。支持图片、Excel和JSON导入；用户确认尺度、手动输入楼高并编辑建筑、场站、配送点和人群区。采用风险加权A*规划航路，枚举候选场站组合，并以连续时间检测航迹间距。基于模拟园区开展90次方案评价、45组配对实验，呈现间距约束、配送时效与人员暴露的权衡。结果可导出并复核。</w:t>
+        <w:t>面向校园与园区末端配送，提供离线Python桌面研究原型。支持图片、Excel、JSON地图输入和组件编辑，以风险加权A*、候选位置枚举、预约错峰与连续时间间距检查比较固定位置、距离优先、设计优选三候选，支持1—20架机。V0.7第二轮增加只读诊断，展示基线差、四指标取舍、可调准时率研究目标及原设计首分歧级，取消默认推荐，由用户判断采用或暂缓。冻结布局后独立评价并保留反例、回放和完整导出；尚无真实飞行验证。</w:t>
       </w:r>
     </w:p>
     <w:p>
@@ -2555,10 +2556,10 @@
       </w:pPr>
       <w:r>
         <w:rPr>
-          <w:rFonts w:ascii="宋体" w:hAnsi="宋体" w:eastAsia="宋体"/>
+          <w:rFonts w:ascii="仿宋" w:hAnsi="仿宋" w:eastAsia="仿宋"/>
           <w:b/>
           <w:color w:val="000000"/>
-          <w:sz w:val="28"/>
+          <w:sz w:val="24"/>
         </w:rPr>
         <w:t>创新点 限200字以内</w:t>
       </w:r>
@@ -2568,7 +2569,7 @@
         <w:keepNext w:val="0"/>
         <w:widowControl/>
         <w:spacing w:line="300" w:lineRule="auto" w:before="0" w:after="100"/>
-        <w:ind w:left="0" w:right="0" w:firstLine="560"/>
+        <w:ind w:left="0" w:right="0" w:firstLine="480"/>
         <w:snapToGrid w:val="0"/>
         <w:jc w:val="both"/>
       </w:pPr>
@@ -2577,9 +2578,9 @@
           <w:rFonts w:ascii="仿宋" w:hAnsi="仿宋" w:eastAsia="仿宋"/>
           <w:b w:val="0"/>
           <w:color w:val="000000"/>
-          <w:sz w:val="28"/>
+          <w:sz w:val="24"/>
         </w:rPr>
-        <w:t>将图片建筑候选提取与手动楼高、米制定标及组件编辑衔接；将风险加权航路、两场站选址、任务预约和连续时间间距审计串联；通过固定布局和独立评价订单开展配对比较，单列错峰等待与失败原因，形成可解释、可复核的决策流程。</w:t>
+        <w:t>把可编辑地图连接位置与运行比较，再将设计词典序首分歧、独立评价反转、基线差与四指标帕累托关系显示给用户。高峰三候选未达研究目标时明确提示不推荐采用，形成输入、候选比较、人工决策与证据导出的可追溯流程。A*、帕累托及相对运动为已有方法，创新定位为可解释决策与工程集成。</w:t>
       </w:r>
     </w:p>
     <w:p>
@@ -2595,10 +2596,10 @@
       </w:pPr>
       <w:r>
         <w:rPr>
-          <w:rFonts w:ascii="宋体" w:hAnsi="宋体" w:eastAsia="宋体"/>
+          <w:rFonts w:ascii="仿宋" w:hAnsi="仿宋" w:eastAsia="仿宋"/>
           <w:b/>
           <w:color w:val="000000"/>
-          <w:sz w:val="28"/>
+          <w:sz w:val="24"/>
         </w:rPr>
         <w:t>推广应用价值 限200字以内</w:t>
       </w:r>
@@ -2608,7 +2609,7 @@
         <w:keepNext w:val="0"/>
         <w:widowControl/>
         <w:spacing w:line="300" w:lineRule="auto" w:before="0" w:after="100"/>
-        <w:ind w:left="0" w:right="0" w:firstLine="560"/>
+        <w:ind w:left="0" w:right="0" w:firstLine="480"/>
         <w:snapToGrid w:val="0"/>
         <w:jc w:val="both"/>
       </w:pPr>
@@ -2617,9 +2618,9 @@
           <w:rFonts w:ascii="仿宋" w:hAnsi="仿宋" w:eastAsia="仿宋"/>
           <w:b w:val="0"/>
           <w:color w:val="000000"/>
-          <w:sz w:val="28"/>
+          <w:sz w:val="24"/>
         </w:rPr>
-        <w:t>可用于园区配送方案的前期比较和教学演示，辅助识别候选场站、拥挤航段及订单高峰下的容量瓶颈。用户可更换地图并修改建筑和业务点位后重算。实际应用仍需核实建筑高度、需求、场地条件与运行规则，并补充动力学、能耗及实地验证。</w:t>
+        <w:t>用于园区配送前期方案讨论和教学：正常样本可说明时效与暴露取舍，高峰样本可支持暂缓采用全部候选。研究目标可调，诊断不替代人工偏好，也不保证扩容有效。应用前仍需核实尺度、楼高、需求、场地和运行规则，补充动力学、能耗与实地验证。</w:t>
       </w:r>
     </w:p>
     <w:p>
@@ -2636,7 +2637,7 @@
           <w:rFonts w:ascii="仿宋" w:hAnsi="仿宋" w:eastAsia="仿宋"/>
           <w:b w:val="0"/>
           <w:color w:val="000000"/>
-          <w:sz w:val="28"/>
+          <w:sz w:val="24"/>
         </w:rPr>
         <w:t>项目成果：是否发表论文  是□ / 否□</w:t>
         <w:br/>
@@ -2659,9 +2660,9 @@
           <w:rFonts w:ascii="仿宋" w:hAnsi="仿宋" w:eastAsia="仿宋"/>
           <w:b w:val="0"/>
           <w:color w:val="000000"/>
-          <w:sz w:val="28"/>
+          <w:sz w:val="24"/>
         </w:rPr>
-        <w:t>是否为迭代作品：是□ / 否□</w:t>
+        <w:t>是否为迭代作品：是□ / 否☑</w:t>
       </w:r>
     </w:p>
     <w:p>
@@ -2678,7 +2679,7 @@
           <w:rFonts w:ascii="仿宋" w:hAnsi="仿宋" w:eastAsia="仿宋"/>
           <w:b w:val="0"/>
           <w:color w:val="000000"/>
-          <w:sz w:val="28"/>
+          <w:sz w:val="24"/>
         </w:rPr>
         <w:t>情况说明：________________________________________</w:t>
       </w:r>
@@ -2697,7 +2698,7 @@
           <w:rFonts w:ascii="仿宋" w:hAnsi="仿宋" w:eastAsia="仿宋"/>
           <w:b w:val="0"/>
           <w:color w:val="000000"/>
-          <w:sz w:val="28"/>
+          <w:sz w:val="24"/>
         </w:rPr>
         <w:t>若为迭代作品，请说明迭代部分并提供更新30%以上的证明；不超过500字，可添加图片。</w:t>
       </w:r>
@@ -3172,7 +3173,7 @@
       <w:rFonts w:ascii="仿宋" w:hAnsi="仿宋" w:eastAsia="仿宋" w:cs="Times New Roman"/>
       <w:color w:val="000000"/>
       <w:kern w:val="2"/>
-      <w:sz w:val="28"/>
+      <w:sz w:val="24"/>
       <w:szCs w:val="22"/>
       <w:lang w:val="en-US" w:eastAsia="zh-CN" w:bidi="ar-SA"/>
     </w:rPr>
@@ -3648,7 +3649,7 @@
     <w:rPr>
       <w:rFonts w:ascii="仿宋" w:hAnsi="仿宋" w:eastAsia="仿宋"/>
       <w:color w:val="000000"/>
-      <w:sz w:val="28"/>
+      <w:sz w:val="24"/>
     </w:rPr>
   </w:style>
   <w:style w:type="paragraph" w:customStyle="1" w:styleId="FrontMatterHeading">
